--- a/Blood Donation Finder Documentation.docx
+++ b/Blood Donation Finder Documentation.docx
@@ -1,6 +1,6 @@
 
 <file path=word/document.xml><?xml version="1.0" encoding="utf-8"?>
-<w:document xmlns:wpc="http://schemas.microsoft.com/office/word/2010/wordprocessingCanvas" xmlns:cx="http://schemas.microsoft.com/office/drawing/2014/chartex" xmlns:cx1="http://schemas.microsoft.com/office/drawing/2015/9/8/chartex" xmlns:cx2="http://schemas.microsoft.com/office/drawing/2015/10/21/chartex" xmlns:cx3="http://schemas.microsoft.com/office/drawing/2016/5/9/chartex" xmlns:cx4="http://schemas.microsoft.com/office/drawing/2016/5/10/chartex" xmlns:cx5="http://schemas.microsoft.com/office/drawing/2016/5/11/chartex" xmlns:cx6="http://schemas.microsoft.com/office/drawing/2016/5/12/chartex" xmlns:cx7="http://schemas.microsoft.com/office/drawing/2016/5/13/chartex" xmlns:cx8="http://schemas.microsoft.com/office/drawing/2016/5/14/chartex" xmlns:mc="http://schemas.openxmlformats.org/markup-compatibility/2006" xmlns:aink="http://schemas.microsoft.com/office/drawing/2016/ink" xmlns:am3d="http://schemas.microsoft.com/office/drawing/2017/model3d" xmlns:o="urn:schemas-microsoft-com:office:office" xmlns:r="http://schemas.openxmlformats.org/officeDocument/2006/relationships" xmlns:m="http://schemas.openxmlformats.org/officeDocument/2006/math" xmlns:v="urn:schemas-microsoft-com:vml" xmlns:wp14="http://schemas.microsoft.com/office/word/2010/wordprocessingDrawing" xmlns:wp="http://schemas.openxmlformats.org/drawingml/2006/wordprocessingDrawing" xmlns:w10="urn:schemas-microsoft-com:office:word" xmlns:w="http://schemas.openxmlformats.org/wordprocessingml/2006/main" xmlns:w14="http://schemas.microsoft.com/office/word/2010/wordml" xmlns:w15="http://schemas.microsoft.com/office/word/2012/wordml" xmlns:w16cex="http://schemas.microsoft.com/office/word/2018/wordml/cex" xmlns:w16cid="http://schemas.microsoft.com/office/word/2016/wordml/cid" xmlns:w16="http://schemas.microsoft.com/office/word/2018/wordml" xmlns:w16sdtdh="http://schemas.microsoft.com/office/word/2020/wordml/sdtdatahash" xmlns:w16se="http://schemas.microsoft.com/office/word/2015/wordml/symex" xmlns:wpg="http://schemas.microsoft.com/office/word/2010/wordprocessingGroup" xmlns:wpi="http://schemas.microsoft.com/office/word/2010/wordprocessingInk" xmlns:wne="http://schemas.microsoft.com/office/word/2006/wordml" xmlns:wps="http://schemas.microsoft.com/office/word/2010/wordprocessingShape" mc:Ignorable="w14 w15 w16se w16cid w16 w16cex w16sdtdh wp14">
+<w:document xmlns:wpc="http://schemas.microsoft.com/office/word/2010/wordprocessingCanvas" xmlns:cx="http://schemas.microsoft.com/office/drawing/2014/chartex" xmlns:cx1="http://schemas.microsoft.com/office/drawing/2015/9/8/chartex" xmlns:cx2="http://schemas.microsoft.com/office/drawing/2015/10/21/chartex" xmlns:cx3="http://schemas.microsoft.com/office/drawing/2016/5/9/chartex" xmlns:cx4="http://schemas.microsoft.com/office/drawing/2016/5/10/chartex" xmlns:cx5="http://schemas.microsoft.com/office/drawing/2016/5/11/chartex" xmlns:cx6="http://schemas.microsoft.com/office/drawing/2016/5/12/chartex" xmlns:cx7="http://schemas.microsoft.com/office/drawing/2016/5/13/chartex" xmlns:cx8="http://schemas.microsoft.com/office/drawing/2016/5/14/chartex" xmlns:mc="http://schemas.openxmlformats.org/markup-compatibility/2006" xmlns:aink="http://schemas.microsoft.com/office/drawing/2016/ink" xmlns:am3d="http://schemas.microsoft.com/office/drawing/2017/model3d" xmlns:o="urn:schemas-microsoft-com:office:office" xmlns:oel="http://schemas.microsoft.com/office/2019/extlst" xmlns:r="http://schemas.openxmlformats.org/officeDocument/2006/relationships" xmlns:m="http://schemas.openxmlformats.org/officeDocument/2006/math" xmlns:v="urn:schemas-microsoft-com:vml" xmlns:wp14="http://schemas.microsoft.com/office/word/2010/wordprocessingDrawing" xmlns:wp="http://schemas.openxmlformats.org/drawingml/2006/wordprocessingDrawing" xmlns:w10="urn:schemas-microsoft-com:office:word" xmlns:w="http://schemas.openxmlformats.org/wordprocessingml/2006/main" xmlns:w14="http://schemas.microsoft.com/office/word/2010/wordml" xmlns:w15="http://schemas.microsoft.com/office/word/2012/wordml" xmlns:w16cex="http://schemas.microsoft.com/office/word/2018/wordml/cex" xmlns:w16cid="http://schemas.microsoft.com/office/word/2016/wordml/cid" xmlns:w16="http://schemas.microsoft.com/office/word/2018/wordml" xmlns:w16sdtdh="http://schemas.microsoft.com/office/word/2020/wordml/sdtdatahash" xmlns:w16se="http://schemas.microsoft.com/office/word/2015/wordml/symex" xmlns:wpg="http://schemas.microsoft.com/office/word/2010/wordprocessingGroup" xmlns:wpi="http://schemas.microsoft.com/office/word/2010/wordprocessingInk" xmlns:wne="http://schemas.microsoft.com/office/word/2006/wordml" xmlns:wps="http://schemas.microsoft.com/office/word/2010/wordprocessingShape" mc:Ignorable="w14 w15 w16se w16cid w16 w16cex w16sdtdh wp14">
   <w:body>
     <w:p>
       <w:pPr>
@@ -204,18 +204,18 @@
         <w:jc w:val="center"/>
       </w:pPr>
     </w:p>
-    <w:bookmarkStart w:id="0" w:name="_Toc232459522"/>
-    <w:bookmarkStart w:id="1" w:name="_Toc232460728"/>
-    <w:bookmarkStart w:id="2" w:name="_Toc232461614"/>
-    <w:bookmarkStart w:id="3" w:name="_Toc232463520"/>
-    <w:bookmarkStart w:id="4" w:name="_Toc232463777"/>
-    <w:bookmarkStart w:id="5" w:name="_Toc232463827"/>
-    <w:bookmarkStart w:id="6" w:name="_Toc232467753"/>
     <w:p>
       <w:pPr>
         <w:pStyle w:val="Heading1"/>
         <w:jc w:val="center"/>
       </w:pPr>
+      <w:bookmarkStart w:id="0" w:name="_Toc232459522"/>
+      <w:bookmarkStart w:id="1" w:name="_Toc232460728"/>
+      <w:bookmarkStart w:id="2" w:name="_Toc232461614"/>
+      <w:bookmarkStart w:id="3" w:name="_Toc232463520"/>
+      <w:bookmarkStart w:id="4" w:name="_Toc232463777"/>
+      <w:bookmarkStart w:id="5" w:name="_Toc232463827"/>
+      <w:bookmarkStart w:id="6" w:name="_Toc232467753"/>
       <w:r>
         <w:rPr>
           <w:noProof/>
@@ -275,7 +275,7 @@
           </mc:Choice>
           <mc:Fallback>
             <w:pict>
-              <v:rect w14:anchorId="5B76AD3B" id="Rectangle 5474" o:spid="_x0000_s1026" style="position:absolute;left:0;text-align:left;margin-left:506.05pt;margin-top:6.85pt;width:4.2pt;height:14.7pt;z-index:251661312;visibility:visible;mso-wrap-style:square;mso-wrap-distance-left:9pt;mso-wrap-distance-top:0;mso-wrap-distance-right:9pt;mso-wrap-distance-bottom:0;mso-position-horizontal:absolute;mso-position-horizontal-relative:text;mso-position-vertical:absolute;mso-position-vertical-relative:text;v-text-anchor:top" o:gfxdata="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" filled="f" stroked="f">
+              <v:rect w14:anchorId="5B76AD3B" id="Rectangle 5474" o:spid="_x0000_s1026" style="position:absolute;left:0;text-align:left;margin-left:506.05pt;margin-top:6.85pt;width:4.2pt;height:14.7pt;z-index:251661312;visibility:visible;mso-wrap-style:square;mso-wrap-distance-left:9pt;mso-wrap-distance-top:0;mso-wrap-distance-right:9pt;mso-wrap-distance-bottom:0;mso-position-horizontal:absolute;mso-position-horizontal-relative:text;mso-position-vertical:absolute;mso-position-vertical-relative:text;v-text-anchor:top" o:gfxdata="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" filled="f" stroked="f">
                 <v:textbox inset="0,0,0,0">
                   <w:txbxContent>
                     <w:p>
@@ -486,16 +486,8 @@
                               <w:rPr>
                                 <w:rFonts w:ascii="Times New Roman" w:hAnsi="Times New Roman" w:cs="Times New Roman"/>
                               </w:rPr>
-                              <w:t xml:space="preserve">Aryan </w:t>
+                              <w:t>Aryan Mainalee</w:t>
                             </w:r>
-                            <w:proofErr w:type="spellStart"/>
-                            <w:r>
-                              <w:rPr>
-                                <w:rFonts w:ascii="Times New Roman" w:hAnsi="Times New Roman" w:cs="Times New Roman"/>
-                              </w:rPr>
-                              <w:t>Mainalee</w:t>
-                            </w:r>
-                            <w:proofErr w:type="spellEnd"/>
                           </w:p>
                           <w:p>
                             <w:pPr>
@@ -526,16 +518,8 @@
                               <w:rPr>
                                 <w:rFonts w:ascii="Times New Roman" w:hAnsi="Times New Roman" w:cs="Times New Roman"/>
                               </w:rPr>
-                              <w:t xml:space="preserve">Deepesh </w:t>
+                              <w:t>Deepesh Bastola</w:t>
                             </w:r>
-                            <w:proofErr w:type="spellStart"/>
-                            <w:r>
-                              <w:rPr>
-                                <w:rFonts w:ascii="Times New Roman" w:hAnsi="Times New Roman" w:cs="Times New Roman"/>
-                              </w:rPr>
-                              <w:t>Bastola</w:t>
-                            </w:r>
-                            <w:proofErr w:type="spellEnd"/>
                           </w:p>
                           <w:p>
                             <w:pPr>
@@ -568,7 +552,7 @@
                 <v:stroke joinstyle="miter"/>
                 <v:path gradientshapeok="t" o:connecttype="rect"/>
               </v:shapetype>
-              <v:shape id="Text Box 3" o:spid="_x0000_s1027" type="#_x0000_t202" style="position:absolute;margin-left:-12pt;margin-top:18.1pt;width:151.5pt;height:81.25pt;z-index:251659264;visibility:visible;mso-wrap-style:square;mso-width-percent:0;mso-wrap-distance-left:9pt;mso-wrap-distance-top:0;mso-wrap-distance-right:9pt;mso-wrap-distance-bottom:0;mso-position-horizontal:absolute;mso-position-horizontal-relative:text;mso-position-vertical:absolute;mso-position-vertical-relative:text;mso-width-percent:0;mso-width-relative:margin;v-text-anchor:top" o:gfxdata="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" fillcolor="white [3201]" strokecolor="white [3212]" strokeweight=".5pt">
+              <v:shape id="Text Box 3" o:spid="_x0000_s1027" type="#_x0000_t202" style="position:absolute;margin-left:-12pt;margin-top:18.1pt;width:151.5pt;height:81.25pt;z-index:251659264;visibility:visible;mso-wrap-style:square;mso-width-percent:0;mso-wrap-distance-left:9pt;mso-wrap-distance-top:0;mso-wrap-distance-right:9pt;mso-wrap-distance-bottom:0;mso-position-horizontal:absolute;mso-position-horizontal-relative:text;mso-position-vertical:absolute;mso-position-vertical-relative:text;mso-width-percent:0;mso-width-relative:margin;v-text-anchor:top" o:gfxdata="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" fillcolor="white [3201]" strokecolor="white [3212]" strokeweight=".5pt">
                 <v:textbox>
                   <w:txbxContent>
                     <w:p>
@@ -609,16 +593,8 @@
                         <w:rPr>
                           <w:rFonts w:ascii="Times New Roman" w:hAnsi="Times New Roman" w:cs="Times New Roman"/>
                         </w:rPr>
-                        <w:t xml:space="preserve">Aryan </w:t>
+                        <w:t>Aryan Mainalee</w:t>
                       </w:r>
-                      <w:proofErr w:type="spellStart"/>
-                      <w:r>
-                        <w:rPr>
-                          <w:rFonts w:ascii="Times New Roman" w:hAnsi="Times New Roman" w:cs="Times New Roman"/>
-                        </w:rPr>
-                        <w:t>Mainalee</w:t>
-                      </w:r>
-                      <w:proofErr w:type="spellEnd"/>
                     </w:p>
                     <w:p>
                       <w:pPr>
@@ -649,16 +625,8 @@
                         <w:rPr>
                           <w:rFonts w:ascii="Times New Roman" w:hAnsi="Times New Roman" w:cs="Times New Roman"/>
                         </w:rPr>
-                        <w:t xml:space="preserve">Deepesh </w:t>
+                        <w:t>Deepesh Bastola</w:t>
                       </w:r>
-                      <w:proofErr w:type="spellStart"/>
-                      <w:r>
-                        <w:rPr>
-                          <w:rFonts w:ascii="Times New Roman" w:hAnsi="Times New Roman" w:cs="Times New Roman"/>
-                        </w:rPr>
-                        <w:t>Bastola</w:t>
-                      </w:r>
-                      <w:proofErr w:type="spellEnd"/>
                     </w:p>
                     <w:p>
                       <w:pPr>
@@ -780,7 +748,7 @@
           </mc:Choice>
           <mc:Fallback>
             <w:pict>
-              <v:shape w14:anchorId="55CACF1D" id="_x0000_s1028" type="#_x0000_t202" style="position:absolute;left:0;text-align:left;margin-left:368.85pt;margin-top:5.25pt;width:131.7pt;height:81.25pt;z-index:251660288;visibility:visible;mso-wrap-style:square;mso-width-percent:0;mso-wrap-distance-left:9pt;mso-wrap-distance-top:0;mso-wrap-distance-right:9pt;mso-wrap-distance-bottom:0;mso-position-horizontal:absolute;mso-position-horizontal-relative:text;mso-position-vertical:absolute;mso-position-vertical-relative:text;mso-width-percent:0;mso-width-relative:margin;v-text-anchor:top" o:gfxdata="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" fillcolor="white [3201]" strokecolor="white [3212]" strokeweight=".5pt">
+              <v:shape w14:anchorId="55CACF1D" id="_x0000_s1028" type="#_x0000_t202" style="position:absolute;left:0;text-align:left;margin-left:368.85pt;margin-top:5.25pt;width:131.7pt;height:81.25pt;z-index:251660288;visibility:visible;mso-wrap-style:square;mso-width-percent:0;mso-wrap-distance-left:9pt;mso-wrap-distance-top:0;mso-wrap-distance-right:9pt;mso-wrap-distance-bottom:0;mso-position-horizontal:absolute;mso-position-horizontal-relative:text;mso-position-vertical:absolute;mso-position-vertical-relative:text;mso-width-percent:0;mso-width-relative:margin;v-text-anchor:top" o:gfxdata="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" fillcolor="white [3201]" strokecolor="white [3212]" strokeweight=".5pt">
                 <v:textbox>
                   <w:txbxContent>
                     <w:p>
@@ -979,6 +947,7 @@
           <w:b/>
           <w:bCs/>
         </w:rPr>
+        <w:lastRenderedPageBreak/>
         <w:t>Internal and External Examiners’ Approval Letter</w:t>
       </w:r>
     </w:p>
@@ -1027,6 +996,7 @@
           <w:szCs w:val="36"/>
           <w:highlight w:val="white"/>
         </w:rPr>
+        <w:lastRenderedPageBreak/>
         <w:t>ABSTRACT</w:t>
       </w:r>
     </w:p>
@@ -1136,6 +1106,7 @@
           <w:szCs w:val="32"/>
           <w:highlight w:val="white"/>
         </w:rPr>
+        <w:lastRenderedPageBreak/>
         <w:t>ACKNOWLEDGEMENT</w:t>
       </w:r>
     </w:p>
@@ -1295,6 +1266,7 @@
           <w:highlight w:val="white"/>
           <w14:ligatures w14:val="none"/>
         </w:rPr>
+        <w:lastRenderedPageBreak/>
         <w:br w:type="page"/>
       </w:r>
     </w:p>
@@ -1314,6 +1286,7 @@
           <w:szCs w:val="32"/>
           <w:highlight w:val="white"/>
         </w:rPr>
+        <w:lastRenderedPageBreak/>
         <w:t>List of Tables</w:t>
       </w:r>
       <w:bookmarkEnd w:id="7"/>
@@ -1717,6 +1690,7 @@
           <w:szCs w:val="32"/>
           <w:highlight w:val="white"/>
         </w:rPr>
+        <w:lastRenderedPageBreak/>
         <w:t>List of Figures:</w:t>
       </w:r>
       <w:bookmarkEnd w:id="8"/>
@@ -2237,6 +2211,7 @@
           <w:szCs w:val="32"/>
           <w:highlight w:val="white"/>
         </w:rPr>
+        <w:lastRenderedPageBreak/>
         <w:t>CHAPTER 1: INTRODUCTION</w:t>
       </w:r>
       <w:bookmarkEnd w:id="9"/>
@@ -2344,11 +2319,6 @@
             <w:id w:val="-2053994439"/>
             <w:citation/>
           </w:sdtPr>
-          <w:sdtEndPr>
-            <w:rPr>
-              <w:rStyle w:val="Hyperlink"/>
-            </w:rPr>
-          </w:sdtEndPr>
           <w:sdtContent>
             <w:r>
               <w:rPr>
@@ -2453,11 +2423,6 @@
             <w:id w:val="-159542028"/>
             <w:citation/>
           </w:sdtPr>
-          <w:sdtEndPr>
-            <w:rPr>
-              <w:rStyle w:val="Hyperlink"/>
-            </w:rPr>
-          </w:sdtEndPr>
           <w:sdtContent>
             <w:r>
               <w:rPr>
@@ -2548,11 +2513,6 @@
             <w:id w:val="-5827915"/>
             <w:citation/>
           </w:sdtPr>
-          <w:sdtEndPr>
-            <w:rPr>
-              <w:rStyle w:val="Hyperlink"/>
-            </w:rPr>
-          </w:sdtEndPr>
           <w:sdtContent>
             <w:r>
               <w:rPr>
@@ -2643,47 +2603,7 @@
           <w:kern w:val="0"/>
           <w14:ligatures w14:val="none"/>
         </w:rPr>
-        <w:t xml:space="preserve">To address these challenges, this project proposes the development of a Blood Donation Finder, a real-time web platform that connects blood donors and recipients quickly and efficiently. Existing platforms such as </w:t>
-      </w:r>
-      <w:proofErr w:type="spellStart"/>
-      <w:r>
-        <w:rPr>
-          <w:rFonts w:ascii="Times New Roman" w:hAnsi="Times New Roman" w:cs="Times New Roman"/>
-          <w:color w:val="000000"/>
-          <w:kern w:val="0"/>
-          <w14:ligatures w14:val="none"/>
-        </w:rPr>
-        <w:t>BloodConnect</w:t>
-      </w:r>
-      <w:proofErr w:type="spellEnd"/>
-      <w:r>
-        <w:rPr>
-          <w:rFonts w:ascii="Times New Roman" w:hAnsi="Times New Roman" w:cs="Times New Roman"/>
-          <w:color w:val="000000"/>
-          <w:kern w:val="0"/>
-          <w14:ligatures w14:val="none"/>
-        </w:rPr>
-        <w:t xml:space="preserve"> and </w:t>
-      </w:r>
-      <w:proofErr w:type="spellStart"/>
-      <w:r>
-        <w:rPr>
-          <w:rFonts w:ascii="Times New Roman" w:hAnsi="Times New Roman" w:cs="Times New Roman"/>
-          <w:color w:val="000000"/>
-          <w:kern w:val="0"/>
-          <w14:ligatures w14:val="none"/>
-        </w:rPr>
-        <w:t>HamroLifeBank</w:t>
-      </w:r>
-      <w:proofErr w:type="spellEnd"/>
-      <w:r>
-        <w:rPr>
-          <w:rFonts w:ascii="Times New Roman" w:hAnsi="Times New Roman" w:cs="Times New Roman"/>
-          <w:color w:val="000000"/>
-          <w:kern w:val="0"/>
-          <w14:ligatures w14:val="none"/>
-        </w:rPr>
-        <w:t xml:space="preserve"> demonstrate the potential of technology-driven blood donation services, but there is still a need for an accessible and real-time solution focused on emergency blood requirements in Nepal </w:t>
+        <w:t xml:space="preserve">To address these challenges, this project proposes the development of a Blood Donation Finder, a real-time web platform that connects blood donors and recipients quickly and efficiently. Existing platforms such as BloodConnect and HamroLifeBank demonstrate the potential of technology-driven blood donation services, but there is still a need for an accessible and real-time solution focused on emergency blood requirements in Nepal </w:t>
       </w:r>
       <w:hyperlink w:anchor="BloodConnect" w:history="1">
         <w:r>
@@ -2693,19 +2613,8 @@
             <w:kern w:val="0"/>
             <w14:ligatures w14:val="none"/>
           </w:rPr>
-          <w:t>(</w:t>
+          <w:t>(BloodConnect</w:t>
         </w:r>
-        <w:proofErr w:type="spellStart"/>
-        <w:r>
-          <w:rPr>
-            <w:rStyle w:val="Hyperlink"/>
-            <w:rFonts w:ascii="Times New Roman" w:hAnsi="Times New Roman" w:cs="Times New Roman"/>
-            <w:kern w:val="0"/>
-            <w14:ligatures w14:val="none"/>
-          </w:rPr>
-          <w:t>BloodConnect</w:t>
-        </w:r>
-        <w:proofErr w:type="spellEnd"/>
         <w:r>
           <w:rPr>
             <w:rStyle w:val="Hyperlink"/>
@@ -2735,7 +2644,6 @@
           </w:rPr>
           <w:t>(</w:t>
         </w:r>
-        <w:proofErr w:type="spellStart"/>
         <w:r>
           <w:rPr>
             <w:rStyle w:val="Hyperlink"/>
@@ -2743,17 +2651,7 @@
             <w:kern w:val="0"/>
             <w14:ligatures w14:val="none"/>
           </w:rPr>
-          <w:t>HamroLifeBank</w:t>
-        </w:r>
-        <w:proofErr w:type="spellEnd"/>
-        <w:r>
-          <w:rPr>
-            <w:rStyle w:val="Hyperlink"/>
-            <w:rFonts w:ascii="Times New Roman" w:hAnsi="Times New Roman" w:cs="Times New Roman"/>
-            <w:kern w:val="0"/>
-            <w14:ligatures w14:val="none"/>
-          </w:rPr>
-          <w:t>).</w:t>
+          <w:t>HamroLifeBank).</w:t>
         </w:r>
       </w:hyperlink>
     </w:p>
@@ -2865,11 +2763,6 @@
             <w:id w:val="1898161784"/>
             <w:citation/>
           </w:sdtPr>
-          <w:sdtEndPr>
-            <w:rPr>
-              <w:rStyle w:val="Hyperlink"/>
-            </w:rPr>
-          </w:sdtEndPr>
           <w:sdtContent>
             <w:r>
               <w:rPr>
@@ -2955,7 +2848,17 @@
           <w:kern w:val="0"/>
           <w14:ligatures w14:val="none"/>
         </w:rPr>
-        <w:t>In Nepal, challenges such as outdated donor records, difficulty locating rare blood groups, and delays caused by manual processes further worsen the situation</w:t>
+        <w:t xml:space="preserve">In Nepal, challenges such as outdated </w:t>
+      </w:r>
+      <w:r>
+        <w:rPr>
+          <w:rFonts w:ascii="Times New Roman" w:hAnsi="Times New Roman" w:cs="Times New Roman"/>
+          <w:color w:val="000000"/>
+          <w:kern w:val="0"/>
+          <w14:ligatures w14:val="none"/>
+        </w:rPr>
+        <w:lastRenderedPageBreak/>
+        <w:t>donor records, difficulty locating rare blood groups, and delays caused by manual processes further worsen the situation</w:t>
       </w:r>
       <w:hyperlink w:anchor="ResearchGate" w:history="1">
         <w:sdt>
@@ -2969,11 +2872,6 @@
             <w:id w:val="-242031025"/>
             <w:citation/>
           </w:sdtPr>
-          <w:sdtEndPr>
-            <w:rPr>
-              <w:rStyle w:val="Hyperlink"/>
-            </w:rPr>
-          </w:sdtEndPr>
           <w:sdtContent>
             <w:r>
               <w:rPr>
@@ -3537,6 +3435,7 @@
           <w:kern w:val="0"/>
           <w14:ligatures w14:val="none"/>
         </w:rPr>
+        <w:lastRenderedPageBreak/>
         <w:t>The study is limited to developing and testing the software platform and does not include integration with national healthcare databases, hospital information systems, or government health services.</w:t>
       </w:r>
     </w:p>
@@ -3885,6 +3784,7 @@
           <w:szCs w:val="32"/>
           <w:highlight w:val="white"/>
         </w:rPr>
+        <w:lastRenderedPageBreak/>
         <w:t>CHAPTER 2: LITERATURE</w:t>
       </w:r>
       <w:bookmarkEnd w:id="44"/>
@@ -4031,11 +3931,6 @@
             <w:id w:val="-1798984321"/>
             <w:citation/>
           </w:sdtPr>
-          <w:sdtEndPr>
-            <w:rPr>
-              <w:rStyle w:val="Hyperlink"/>
-            </w:rPr>
-          </w:sdtEndPr>
           <w:sdtContent>
             <w:r>
               <w:rPr>
@@ -4198,11 +4093,6 @@
             <w:id w:val="1319075081"/>
             <w:citation/>
           </w:sdtPr>
-          <w:sdtEndPr>
-            <w:rPr>
-              <w:rStyle w:val="Hyperlink"/>
-            </w:rPr>
-          </w:sdtEndPr>
           <w:sdtContent>
             <w:r>
               <w:rPr>
@@ -4380,7 +4270,17 @@
           <w:kern w:val="0"/>
           <w14:ligatures w14:val="none"/>
         </w:rPr>
-        <w:t>Real-time communication systems enable instant information exchange between users. In blood donation platforms, real-time communication allows donors to receive emergency notifications immediately after a blood request is submitted. Technologies such as Socket.io support bidirectional communication between users and servers, improving response times during emergencies.</w:t>
+        <w:t xml:space="preserve">Real-time communication systems enable instant information exchange between users. In blood donation platforms, real-time communication allows donors to receive emergency notifications immediately after a blood request is submitted. Technologies such as </w:t>
+      </w:r>
+      <w:r>
+        <w:rPr>
+          <w:rFonts w:ascii="Times New Roman" w:hAnsi="Times New Roman" w:cs="Times New Roman"/>
+          <w:color w:val="000000"/>
+          <w:kern w:val="0"/>
+          <w14:ligatures w14:val="none"/>
+        </w:rPr>
+        <w:lastRenderedPageBreak/>
+        <w:t>Socket.io support bidirectional communication between users and servers, improving response times during emergencies.</w:t>
       </w:r>
     </w:p>
     <w:p>
@@ -4662,23 +4562,10 @@
           <w:sz w:val="24"/>
           <w:szCs w:val="24"/>
         </w:rPr>
-        <w:t xml:space="preserve">2.2.1 </w:t>
-      </w:r>
-      <w:proofErr w:type="spellStart"/>
-      <w:r>
-        <w:rPr>
-          <w:rFonts w:ascii="Times New Roman" w:hAnsi="Times New Roman" w:cs="Times New Roman"/>
-          <w:b/>
-          <w:bCs/>
-          <w:color w:val="000000" w:themeColor="text1"/>
-          <w:sz w:val="24"/>
-          <w:szCs w:val="24"/>
-        </w:rPr>
-        <w:t>BloodConnect</w:t>
+        <w:t>2.2.1 BloodConnect</w:t>
       </w:r>
       <w:bookmarkEnd w:id="82"/>
       <w:bookmarkEnd w:id="83"/>
-      <w:proofErr w:type="spellEnd"/>
     </w:p>
     <w:p>
       <w:pPr>
@@ -4696,25 +4583,14 @@
           <w14:ligatures w14:val="none"/>
         </w:rPr>
       </w:pPr>
-      <w:proofErr w:type="spellStart"/>
-      <w:r>
-        <w:rPr>
-          <w:rFonts w:ascii="Times New Roman" w:hAnsi="Times New Roman" w:cs="Times New Roman"/>
-          <w:color w:val="000000"/>
-          <w:kern w:val="0"/>
-          <w14:ligatures w14:val="none"/>
-        </w:rPr>
-        <w:t>BloodConnect</w:t>
-      </w:r>
-      <w:proofErr w:type="spellEnd"/>
-      <w:r>
-        <w:rPr>
-          <w:rFonts w:ascii="Times New Roman" w:hAnsi="Times New Roman" w:cs="Times New Roman"/>
-          <w:color w:val="000000"/>
-          <w:kern w:val="0"/>
-          <w14:ligatures w14:val="none"/>
-        </w:rPr>
-        <w:t xml:space="preserve"> is a digital platform designed to connect blood donors with recipients. The platform allows users to search for blood donors and request blood during emergencies. It promotes voluntary blood donation and provides a structured method of connecting donors with individuals in need.</w:t>
+      <w:r>
+        <w:rPr>
+          <w:rFonts w:ascii="Times New Roman" w:hAnsi="Times New Roman" w:cs="Times New Roman"/>
+          <w:color w:val="000000"/>
+          <w:kern w:val="0"/>
+          <w14:ligatures w14:val="none"/>
+        </w:rPr>
+        <w:t>BloodConnect is a digital platform designed to connect blood donors with recipients. The platform allows users to search for blood donors and request blood during emergencies. It promotes voluntary blood donation and provides a structured method of connecting donors with individuals in need.</w:t>
       </w:r>
     </w:p>
     <w:p>
@@ -4740,6 +4616,7 @@
           <w:kern w:val="0"/>
           <w14:ligatures w14:val="none"/>
         </w:rPr>
+        <w:lastRenderedPageBreak/>
         <w:t xml:space="preserve">The platform demonstrates how technology can improve accessibility to blood donors and reduce delays associated with traditional donor search methods. However, some features may depend on user participation and donor availability at the time of the request </w:t>
       </w:r>
       <w:hyperlink w:anchor="BloodConnect" w:history="1">
@@ -4750,27 +4627,7 @@
             <w:kern w:val="0"/>
             <w14:ligatures w14:val="none"/>
           </w:rPr>
-          <w:t>(</w:t>
-        </w:r>
-        <w:proofErr w:type="spellStart"/>
-        <w:r>
-          <w:rPr>
-            <w:rStyle w:val="Hyperlink"/>
-            <w:rFonts w:ascii="Times New Roman" w:hAnsi="Times New Roman" w:cs="Times New Roman"/>
-            <w:kern w:val="0"/>
-            <w14:ligatures w14:val="none"/>
-          </w:rPr>
-          <w:t>BloodConnect</w:t>
-        </w:r>
-        <w:proofErr w:type="spellEnd"/>
-        <w:r>
-          <w:rPr>
-            <w:rStyle w:val="Hyperlink"/>
-            <w:rFonts w:ascii="Times New Roman" w:hAnsi="Times New Roman" w:cs="Times New Roman"/>
-            <w:kern w:val="0"/>
-            <w14:ligatures w14:val="none"/>
-          </w:rPr>
-          <w:t>, n.d.).</w:t>
+          <w:t>(BloodConnect, n.d.).</w:t>
         </w:r>
       </w:hyperlink>
     </w:p>
@@ -4798,23 +4655,10 @@
           <w:sz w:val="24"/>
           <w:szCs w:val="24"/>
         </w:rPr>
-        <w:t xml:space="preserve">2.2.2 </w:t>
-      </w:r>
-      <w:proofErr w:type="spellStart"/>
-      <w:r>
-        <w:rPr>
-          <w:rFonts w:ascii="Times New Roman" w:hAnsi="Times New Roman" w:cs="Times New Roman"/>
-          <w:b/>
-          <w:bCs/>
-          <w:color w:val="000000" w:themeColor="text1"/>
-          <w:sz w:val="24"/>
-          <w:szCs w:val="24"/>
-        </w:rPr>
-        <w:t>HamroLifeBank</w:t>
+        <w:t>2.2.2 HamroLifeBank</w:t>
       </w:r>
       <w:bookmarkEnd w:id="84"/>
       <w:bookmarkEnd w:id="85"/>
-      <w:proofErr w:type="spellEnd"/>
     </w:p>
     <w:p>
       <w:pPr>
@@ -4832,25 +4676,14 @@
           <w14:ligatures w14:val="none"/>
         </w:rPr>
       </w:pPr>
-      <w:proofErr w:type="spellStart"/>
-      <w:r>
-        <w:rPr>
-          <w:rFonts w:ascii="Times New Roman" w:hAnsi="Times New Roman" w:cs="Times New Roman"/>
-          <w:color w:val="000000"/>
-          <w:kern w:val="0"/>
-          <w14:ligatures w14:val="none"/>
-        </w:rPr>
-        <w:t>HamroLifeBank</w:t>
-      </w:r>
-      <w:proofErr w:type="spellEnd"/>
-      <w:r>
-        <w:rPr>
-          <w:rFonts w:ascii="Times New Roman" w:hAnsi="Times New Roman" w:cs="Times New Roman"/>
-          <w:color w:val="000000"/>
-          <w:kern w:val="0"/>
-          <w14:ligatures w14:val="none"/>
-        </w:rPr>
-        <w:t xml:space="preserve"> is one of Nepal's most recognized blood donation applications. It enables users to register as donors, search for donors, and support blood donation campaigns. The application has contributed significantly to improving awareness and participation in voluntary blood donation across Nepal.</w:t>
+      <w:r>
+        <w:rPr>
+          <w:rFonts w:ascii="Times New Roman" w:hAnsi="Times New Roman" w:cs="Times New Roman"/>
+          <w:color w:val="000000"/>
+          <w:kern w:val="0"/>
+          <w14:ligatures w14:val="none"/>
+        </w:rPr>
+        <w:t>HamroLifeBank is one of Nepal's most recognized blood donation applications. It enables users to register as donors, search for donors, and support blood donation campaigns. The application has contributed significantly to improving awareness and participation in voluntary blood donation across Nepal.</w:t>
       </w:r>
     </w:p>
     <w:p>
@@ -4869,25 +4702,14 @@
           <w14:ligatures w14:val="none"/>
         </w:rPr>
       </w:pPr>
-      <w:proofErr w:type="spellStart"/>
-      <w:r>
-        <w:rPr>
-          <w:rFonts w:ascii="Times New Roman" w:hAnsi="Times New Roman" w:cs="Times New Roman"/>
-          <w:color w:val="000000"/>
-          <w:kern w:val="0"/>
-          <w14:ligatures w14:val="none"/>
-        </w:rPr>
-        <w:t>HamroLifeBank</w:t>
-      </w:r>
-      <w:proofErr w:type="spellEnd"/>
-      <w:r>
-        <w:rPr>
-          <w:rFonts w:ascii="Times New Roman" w:hAnsi="Times New Roman" w:cs="Times New Roman"/>
-          <w:color w:val="000000"/>
-          <w:kern w:val="0"/>
-          <w14:ligatures w14:val="none"/>
-        </w:rPr>
-        <w:t xml:space="preserve"> demonstrates the effectiveness of digital solutions in addressing blood shortages. However, there remains an opportunity to enhance emergency response through improved real-time communication and donor matching mechanisms </w:t>
+      <w:r>
+        <w:rPr>
+          <w:rFonts w:ascii="Times New Roman" w:hAnsi="Times New Roman" w:cs="Times New Roman"/>
+          <w:color w:val="000000"/>
+          <w:kern w:val="0"/>
+          <w14:ligatures w14:val="none"/>
+        </w:rPr>
+        <w:t xml:space="preserve">HamroLifeBank demonstrates the effectiveness of digital solutions in addressing blood shortages. However, there remains an opportunity to enhance emergency response through improved real-time communication and donor matching mechanisms </w:t>
       </w:r>
       <w:hyperlink w:anchor="Hamrolife" w:history="1">
         <w:r>
@@ -4897,27 +4719,7 @@
             <w:kern w:val="0"/>
             <w14:ligatures w14:val="none"/>
           </w:rPr>
-          <w:t>(</w:t>
-        </w:r>
-        <w:proofErr w:type="spellStart"/>
-        <w:r>
-          <w:rPr>
-            <w:rStyle w:val="Hyperlink"/>
-            <w:rFonts w:ascii="Times New Roman" w:hAnsi="Times New Roman" w:cs="Times New Roman"/>
-            <w:kern w:val="0"/>
-            <w14:ligatures w14:val="none"/>
-          </w:rPr>
-          <w:t>HamroLifeBank</w:t>
-        </w:r>
-        <w:proofErr w:type="spellEnd"/>
-        <w:r>
-          <w:rPr>
-            <w:rStyle w:val="Hyperlink"/>
-            <w:rFonts w:ascii="Times New Roman" w:hAnsi="Times New Roman" w:cs="Times New Roman"/>
-            <w:kern w:val="0"/>
-            <w14:ligatures w14:val="none"/>
-          </w:rPr>
-          <w:t>, n.d.).</w:t>
+          <w:t>(HamroLifeBank, n.d.).</w:t>
         </w:r>
       </w:hyperlink>
     </w:p>
@@ -4987,11 +4789,6 @@
             <w:id w:val="-1767454952"/>
             <w:citation/>
           </w:sdtPr>
-          <w:sdtEndPr>
-            <w:rPr>
-              <w:rStyle w:val="Hyperlink"/>
-            </w:rPr>
-          </w:sdtEndPr>
           <w:sdtContent>
             <w:r>
               <w:rPr>
@@ -5154,11 +4951,6 @@
             <w:id w:val="194052314"/>
             <w:citation/>
           </w:sdtPr>
-          <w:sdtEndPr>
-            <w:rPr>
-              <w:rStyle w:val="Hyperlink"/>
-            </w:rPr>
-          </w:sdtEndPr>
           <w:sdtContent>
             <w:r>
               <w:rPr>
@@ -5299,6 +5091,7 @@
           <w:sz w:val="24"/>
           <w:szCs w:val="24"/>
         </w:rPr>
+        <w:lastRenderedPageBreak/>
         <w:t>2.2.5 Comparative Analysis of Existing Systems</w:t>
       </w:r>
       <w:bookmarkEnd w:id="90"/>
@@ -5357,7 +5150,6 @@
                 <w:bCs/>
               </w:rPr>
             </w:pPr>
-            <w:proofErr w:type="spellStart"/>
             <w:r>
               <w:rPr>
                 <w:rFonts w:ascii="Times New Roman" w:hAnsi="Times New Roman" w:cs="Times New Roman"/>
@@ -5366,7 +5158,6 @@
               </w:rPr>
               <w:t>BloodConnect</w:t>
             </w:r>
-            <w:proofErr w:type="spellEnd"/>
           </w:p>
         </w:tc>
         <w:tc>
@@ -5384,7 +5175,6 @@
                 <w:bCs/>
               </w:rPr>
             </w:pPr>
-            <w:proofErr w:type="spellStart"/>
             <w:r>
               <w:rPr>
                 <w:rFonts w:ascii="Times New Roman" w:hAnsi="Times New Roman" w:cs="Times New Roman"/>
@@ -5393,7 +5183,6 @@
               </w:rPr>
               <w:t>HamroLifeBank</w:t>
             </w:r>
-            <w:proofErr w:type="spellEnd"/>
           </w:p>
         </w:tc>
         <w:tc>
@@ -6253,47 +6042,7 @@
           <w:kern w:val="0"/>
           <w14:ligatures w14:val="none"/>
         </w:rPr>
-        <w:t xml:space="preserve">The reviewed literature and existing platforms indicate that digital blood donation systems improve donor accessibility, communication efficiency, and emergency response. Studies highlight the importance of donor management, blood supply chain optimization, and real-time communication in healthcare services. Existing platforms such as </w:t>
-      </w:r>
-      <w:proofErr w:type="spellStart"/>
-      <w:r>
-        <w:rPr>
-          <w:rFonts w:ascii="Times New Roman" w:hAnsi="Times New Roman" w:cs="Times New Roman"/>
-          <w:color w:val="000000"/>
-          <w:kern w:val="0"/>
-          <w14:ligatures w14:val="none"/>
-        </w:rPr>
-        <w:t>BloodConnect</w:t>
-      </w:r>
-      <w:proofErr w:type="spellEnd"/>
-      <w:r>
-        <w:rPr>
-          <w:rFonts w:ascii="Times New Roman" w:hAnsi="Times New Roman" w:cs="Times New Roman"/>
-          <w:color w:val="000000"/>
-          <w:kern w:val="0"/>
-          <w14:ligatures w14:val="none"/>
-        </w:rPr>
-        <w:t xml:space="preserve"> and </w:t>
-      </w:r>
-      <w:proofErr w:type="spellStart"/>
-      <w:r>
-        <w:rPr>
-          <w:rFonts w:ascii="Times New Roman" w:hAnsi="Times New Roman" w:cs="Times New Roman"/>
-          <w:color w:val="000000"/>
-          <w:kern w:val="0"/>
-          <w14:ligatures w14:val="none"/>
-        </w:rPr>
-        <w:t>HamroLifeBank</w:t>
-      </w:r>
-      <w:proofErr w:type="spellEnd"/>
-      <w:r>
-        <w:rPr>
-          <w:rFonts w:ascii="Times New Roman" w:hAnsi="Times New Roman" w:cs="Times New Roman"/>
-          <w:color w:val="000000"/>
-          <w:kern w:val="0"/>
-          <w14:ligatures w14:val="none"/>
-        </w:rPr>
-        <w:t xml:space="preserve"> provide valuable foundations; however, the proposed Blood Donation Finder aims to further enhance emergency donor matching, communication, and system efficiency through modern web technologies.</w:t>
+        <w:t>The reviewed literature and existing platforms indicate that digital blood donation systems improve donor accessibility, communication efficiency, and emergency response. Studies highlight the importance of donor management, blood supply chain optimization, and real-time communication in healthcare services. Existing platforms such as BloodConnect and HamroLifeBank provide valuable foundations; however, the proposed Blood Donation Finder aims to further enhance emergency donor matching, communication, and system efficiency through modern web technologies.</w:t>
       </w:r>
     </w:p>
     <w:p>
@@ -6368,6 +6117,7 @@
           <w:sz w:val="32"/>
           <w:szCs w:val="32"/>
         </w:rPr>
+        <w:lastRenderedPageBreak/>
         <w:t>CHAPTER 3: SYSTEM AND ANALYSIS DESIGN</w:t>
       </w:r>
       <w:bookmarkEnd w:id="98"/>
@@ -7591,6 +7341,7 @@
           <w:kern w:val="0"/>
           <w14:ligatures w14:val="none"/>
         </w:rPr>
+        <w:lastRenderedPageBreak/>
         <w:t>Usability:</w:t>
       </w:r>
       <w:r>
@@ -7974,6 +7725,7 @@
           <w:kern w:val="0"/>
           <w14:ligatures w14:val="none"/>
         </w:rPr>
+        <w:lastRenderedPageBreak/>
         <w:t>Since this is an academic project, development costs are minimal. Compared to the social benefit of saving lives through faster blood donation access, the cost of implementation is very low and justified.</w:t>
       </w:r>
     </w:p>
@@ -8446,6 +8198,7 @@
           <w:kern w:val="0"/>
           <w14:ligatures w14:val="none"/>
         </w:rPr>
+        <w:lastRenderedPageBreak/>
         <w:t>Blood Request Process: A recipient submits a blood request specifying blood type, location, and urgency.</w:t>
       </w:r>
     </w:p>
@@ -8803,6 +8556,7 @@
           <w:sz w:val="28"/>
           <w:szCs w:val="28"/>
         </w:rPr>
+        <w:lastRenderedPageBreak/>
         <w:t>3.6 System Design</w:t>
       </w:r>
       <w:bookmarkEnd w:id="150"/>
@@ -9297,6 +9051,7 @@
           <w:sz w:val="24"/>
           <w:szCs w:val="24"/>
         </w:rPr>
+        <w:lastRenderedPageBreak/>
         <w:t>3.6.2 Database Schema Design</w:t>
       </w:r>
       <w:bookmarkEnd w:id="159"/>
@@ -9438,27 +9193,7 @@
           <w:kern w:val="0"/>
           <w14:ligatures w14:val="none"/>
         </w:rPr>
-        <w:t xml:space="preserve">Notifications Table: Stores alerts sent to </w:t>
-      </w:r>
-      <w:proofErr w:type="spellStart"/>
-      <w:r>
-        <w:rPr>
-          <w:rFonts w:ascii="Times New Roman" w:hAnsi="Times New Roman" w:cs="Times New Roman"/>
-          <w:color w:val="000000"/>
-          <w:kern w:val="0"/>
-          <w14:ligatures w14:val="none"/>
-        </w:rPr>
-        <w:t>donors</w:t>
-      </w:r>
-      <w:proofErr w:type="spellEnd"/>
-      <w:r>
-        <w:rPr>
-          <w:rFonts w:ascii="Times New Roman" w:hAnsi="Times New Roman" w:cs="Times New Roman"/>
-          <w:color w:val="000000"/>
-          <w:kern w:val="0"/>
-          <w14:ligatures w14:val="none"/>
-        </w:rPr>
-        <w:t xml:space="preserve"> regarding blood requests.</w:t>
+        <w:t>Notifications Table: Stores alerts sent to donors regarding blood requests.</w:t>
       </w:r>
     </w:p>
     <w:p>
@@ -9594,8 +9329,9 @@
           <w:color w:val="4472C4" w:themeColor="accent1"/>
           <w:u w:val="single"/>
         </w:rPr>
+        <w:lastRenderedPageBreak/>
         <w:drawing>
-          <wp:anchor distT="0" distB="0" distL="114300" distR="114300" simplePos="0" relativeHeight="251674624" behindDoc="0" locked="0" layoutInCell="1" allowOverlap="1" wp14:anchorId="525CA58C" wp14:editId="61B90A88">
+          <wp:anchor distT="0" distB="0" distL="114300" distR="114300" simplePos="0" relativeHeight="251674624" behindDoc="0" locked="0" layoutInCell="1" allowOverlap="1" wp14:anchorId="525CA58C" wp14:editId="5C256E22">
             <wp:simplePos x="0" y="0"/>
             <wp:positionH relativeFrom="margin">
               <wp:posOffset>495300</wp:posOffset>
@@ -9796,6 +9532,7 @@
           <w:sz w:val="24"/>
           <w:szCs w:val="24"/>
         </w:rPr>
+        <w:lastRenderedPageBreak/>
         <w:t>3.6.3 Interface Design (UI Interface / Interface Structure Diagrams)</w:t>
       </w:r>
       <w:bookmarkEnd w:id="162"/>
@@ -10366,6 +10103,7 @@
           <w:sz w:val="32"/>
           <w:szCs w:val="32"/>
         </w:rPr>
+        <w:lastRenderedPageBreak/>
         <w:t>CHAPTER 4: IMPLEMENTATION &amp; TESTING</w:t>
       </w:r>
       <w:bookmarkEnd w:id="166"/>
@@ -10892,6 +10630,7 @@
           <w:kern w:val="0"/>
           <w14:ligatures w14:val="none"/>
         </w:rPr>
+        <w:lastRenderedPageBreak/>
         <w:t>This module handles user login functionality. When a user enters credentials, the system connects to the MySQL database to verify the information. If the credentials match, the user is granted access; otherwise, an error message is displayed.</w:t>
       </w:r>
     </w:p>
@@ -11803,6 +11542,7 @@
           <w:sz w:val="24"/>
           <w:szCs w:val="24"/>
         </w:rPr>
+        <w:lastRenderedPageBreak/>
         <w:t>4.2.2 Test Cases for System Testing</w:t>
       </w:r>
       <w:bookmarkEnd w:id="191"/>
@@ -12561,6 +12301,7 @@
           <w:sz w:val="32"/>
           <w:szCs w:val="32"/>
         </w:rPr>
+        <w:lastRenderedPageBreak/>
         <w:t>CHAPTER 5: CONCLUSION AND FUTURE RECOMMENDATIONS</w:t>
       </w:r>
       <w:bookmarkEnd w:id="195"/>
@@ -12808,7 +12549,17 @@
           <w:kern w:val="0"/>
           <w14:ligatures w14:val="none"/>
         </w:rPr>
-        <w:t>The project successfully meets its initial objective of developing a functional prototype and provides a strong base for future development. It also shows how web technologies can be used to create simple but meaningful solutions for real-world problems such as emergency blood donation management</w:t>
+        <w:t xml:space="preserve">The project successfully meets its initial objective of developing a functional prototype and provides a strong base for future development. It also shows how web technologies </w:t>
+      </w:r>
+      <w:r>
+        <w:rPr>
+          <w:rFonts w:ascii="Times New Roman" w:hAnsi="Times New Roman" w:cs="Times New Roman"/>
+          <w:color w:val="000000"/>
+          <w:kern w:val="0"/>
+          <w14:ligatures w14:val="none"/>
+        </w:rPr>
+        <w:lastRenderedPageBreak/>
+        <w:t>can be used to create simple but meaningful solutions for real-world problems such as emergency blood donation management</w:t>
       </w:r>
       <w:r>
         <w:rPr>
@@ -13160,6 +12911,7 @@
           <w:szCs w:val="24"/>
           <w:highlight w:val="white"/>
         </w:rPr>
+        <w:lastRenderedPageBreak/>
         <w:t>APPENDICES</w:t>
       </w:r>
       <w:bookmarkEnd w:id="217"/>
@@ -13325,6 +13077,7 @@
           <w:kern w:val="0"/>
           <w14:ligatures w14:val="none"/>
         </w:rPr>
+        <w:lastRenderedPageBreak/>
         <w:t>Login:</w:t>
       </w:r>
     </w:p>
@@ -13453,6 +13206,7 @@
           <w:highlight w:val="white"/>
           <w14:ligatures w14:val="none"/>
         </w:rPr>
+        <w:lastRenderedPageBreak/>
         <w:t xml:space="preserve">Signup: </w:t>
       </w:r>
     </w:p>
@@ -13579,6 +13333,7 @@
           <w:highlight w:val="white"/>
           <w14:ligatures w14:val="none"/>
         </w:rPr>
+        <w:lastRenderedPageBreak/>
         <w:t xml:space="preserve">Browse Blood Drives: </w:t>
       </w:r>
     </w:p>
@@ -13680,11 +13435,10 @@
       <w:pPr>
         <w:spacing w:line="259" w:lineRule="auto"/>
         <w:rPr>
-          <w:rFonts w:ascii="Times New Roman" w:eastAsiaTheme="majorEastAsia" w:hAnsi="Times New Roman" w:cs="Times New Roman"/>
-          <w:b/>
-          <w:bCs/>
-          <w:color w:val="000000" w:themeColor="text1"/>
-          <w:highlight w:val="white"/>
+          <w:rFonts w:ascii="Times New Roman" w:hAnsi="Times New Roman" w:cs="Times New Roman"/>
+          <w:b/>
+          <w:bCs/>
+          <w:color w:val="000000" w:themeColor="text1"/>
         </w:rPr>
       </w:pPr>
       <w:bookmarkStart w:id="218" w:name="_Toc232459528"/>
@@ -13703,6 +13457,401 @@
         </w:rPr>
         <w:br w:type="page"/>
       </w:r>
+    </w:p>
+    <w:p>
+      <w:pPr>
+        <w:spacing w:line="259" w:lineRule="auto"/>
+        <w:rPr>
+          <w:rFonts w:ascii="Times New Roman" w:hAnsi="Times New Roman" w:cs="Times New Roman"/>
+          <w:b/>
+          <w:bCs/>
+          <w:color w:val="000000" w:themeColor="text1"/>
+        </w:rPr>
+      </w:pPr>
+      <w:r>
+        <w:rPr>
+          <w:rFonts w:ascii="Times New Roman" w:hAnsi="Times New Roman" w:cs="Times New Roman"/>
+          <w:b/>
+          <w:bCs/>
+          <w:color w:val="000000" w:themeColor="text1"/>
+        </w:rPr>
+        <w:lastRenderedPageBreak/>
+        <w:t>Organization :</w:t>
+      </w:r>
+    </w:p>
+    <w:p>
+      <w:pPr>
+        <w:spacing w:line="259" w:lineRule="auto"/>
+        <w:rPr>
+          <w:rFonts w:ascii="Times New Roman" w:hAnsi="Times New Roman" w:cs="Times New Roman"/>
+          <w:b/>
+          <w:bCs/>
+          <w:color w:val="000000" w:themeColor="text1"/>
+        </w:rPr>
+      </w:pPr>
+      <w:r>
+        <w:rPr>
+          <w:rFonts w:ascii="Times New Roman" w:hAnsi="Times New Roman" w:cs="Times New Roman"/>
+          <w:b/>
+          <w:bCs/>
+          <w:color w:val="000000" w:themeColor="text1"/>
+        </w:rPr>
+        <w:t xml:space="preserve"> </w:t>
+      </w:r>
+      <w:r>
+        <w:rPr>
+          <w:rFonts w:ascii="Times New Roman" w:hAnsi="Times New Roman" w:cs="Times New Roman"/>
+          <w:b/>
+          <w:bCs/>
+          <w:color w:val="000000" w:themeColor="text1"/>
+        </w:rPr>
+        <w:drawing>
+          <wp:inline distT="0" distB="0" distL="0" distR="0" wp14:anchorId="0F74343C" wp14:editId="003D2DA7">
+            <wp:extent cx="1906196" cy="3768918"/>
+            <wp:effectExtent l="0" t="0" r="0" b="3175"/>
+            <wp:docPr id="9" name="Picture 9"/>
+            <wp:cNvGraphicFramePr>
+              <a:graphicFrameLocks xmlns:a="http://schemas.openxmlformats.org/drawingml/2006/main" noChangeAspect="1"/>
+            </wp:cNvGraphicFramePr>
+            <a:graphic xmlns:a="http://schemas.openxmlformats.org/drawingml/2006/main">
+              <a:graphicData uri="http://schemas.openxmlformats.org/drawingml/2006/picture">
+                <pic:pic xmlns:pic="http://schemas.openxmlformats.org/drawingml/2006/picture">
+                  <pic:nvPicPr>
+                    <pic:cNvPr id="1" name=""/>
+                    <pic:cNvPicPr/>
+                  </pic:nvPicPr>
+                  <pic:blipFill>
+                    <a:blip r:embed="rId22"/>
+                    <a:stretch>
+                      <a:fillRect/>
+                    </a:stretch>
+                  </pic:blipFill>
+                  <pic:spPr>
+                    <a:xfrm>
+                      <a:off x="0" y="0"/>
+                      <a:ext cx="1913974" cy="3784297"/>
+                    </a:xfrm>
+                    <a:prstGeom prst="rect">
+                      <a:avLst/>
+                    </a:prstGeom>
+                  </pic:spPr>
+                </pic:pic>
+              </a:graphicData>
+            </a:graphic>
+          </wp:inline>
+        </w:drawing>
+      </w:r>
+      <w:r>
+        <w:rPr>
+          <w:rFonts w:ascii="Times New Roman" w:hAnsi="Times New Roman" w:cs="Times New Roman"/>
+          <w:b/>
+          <w:bCs/>
+          <w:color w:val="000000" w:themeColor="text1"/>
+        </w:rPr>
+        <w:drawing>
+          <wp:inline distT="0" distB="0" distL="0" distR="0" wp14:anchorId="0E080F3F" wp14:editId="3218C1C8">
+            <wp:extent cx="5486400" cy="3336925"/>
+            <wp:effectExtent l="0" t="0" r="0" b="0"/>
+            <wp:docPr id="13" name="Picture 13"/>
+            <wp:cNvGraphicFramePr>
+              <a:graphicFrameLocks xmlns:a="http://schemas.openxmlformats.org/drawingml/2006/main" noChangeAspect="1"/>
+            </wp:cNvGraphicFramePr>
+            <a:graphic xmlns:a="http://schemas.openxmlformats.org/drawingml/2006/main">
+              <a:graphicData uri="http://schemas.openxmlformats.org/drawingml/2006/picture">
+                <pic:pic xmlns:pic="http://schemas.openxmlformats.org/drawingml/2006/picture">
+                  <pic:nvPicPr>
+                    <pic:cNvPr id="1" name=""/>
+                    <pic:cNvPicPr/>
+                  </pic:nvPicPr>
+                  <pic:blipFill>
+                    <a:blip r:embed="rId23"/>
+                    <a:stretch>
+                      <a:fillRect/>
+                    </a:stretch>
+                  </pic:blipFill>
+                  <pic:spPr>
+                    <a:xfrm>
+                      <a:off x="0" y="0"/>
+                      <a:ext cx="5486400" cy="3336925"/>
+                    </a:xfrm>
+                    <a:prstGeom prst="rect">
+                      <a:avLst/>
+                    </a:prstGeom>
+                  </pic:spPr>
+                </pic:pic>
+              </a:graphicData>
+            </a:graphic>
+          </wp:inline>
+        </w:drawing>
+      </w:r>
+    </w:p>
+    <w:p>
+      <w:pPr>
+        <w:spacing w:line="259" w:lineRule="auto"/>
+        <w:rPr>
+          <w:rFonts w:ascii="Times New Roman" w:hAnsi="Times New Roman" w:cs="Times New Roman"/>
+          <w:b/>
+          <w:bCs/>
+          <w:color w:val="000000" w:themeColor="text1"/>
+          <w:highlight w:val="white"/>
+        </w:rPr>
+      </w:pPr>
+    </w:p>
+    <w:p>
+      <w:pPr>
+        <w:spacing w:line="259" w:lineRule="auto"/>
+        <w:rPr>
+          <w:rFonts w:ascii="Times New Roman" w:hAnsi="Times New Roman" w:cs="Times New Roman"/>
+          <w:b/>
+          <w:bCs/>
+          <w:color w:val="000000" w:themeColor="text1"/>
+          <w:highlight w:val="white"/>
+        </w:rPr>
+      </w:pPr>
+      <w:r>
+        <w:rPr>
+          <w:rFonts w:ascii="Times New Roman" w:hAnsi="Times New Roman" w:cs="Times New Roman"/>
+          <w:b/>
+          <w:bCs/>
+          <w:color w:val="000000" w:themeColor="text1"/>
+        </w:rPr>
+        <w:lastRenderedPageBreak/>
+        <w:drawing>
+          <wp:inline distT="0" distB="0" distL="0" distR="0" wp14:anchorId="0C0F70DF" wp14:editId="1EF7DE50">
+            <wp:extent cx="5486400" cy="1442720"/>
+            <wp:effectExtent l="0" t="0" r="0" b="5080"/>
+            <wp:docPr id="14" name="Picture 14"/>
+            <wp:cNvGraphicFramePr>
+              <a:graphicFrameLocks xmlns:a="http://schemas.openxmlformats.org/drawingml/2006/main" noChangeAspect="1"/>
+            </wp:cNvGraphicFramePr>
+            <a:graphic xmlns:a="http://schemas.openxmlformats.org/drawingml/2006/main">
+              <a:graphicData uri="http://schemas.openxmlformats.org/drawingml/2006/picture">
+                <pic:pic xmlns:pic="http://schemas.openxmlformats.org/drawingml/2006/picture">
+                  <pic:nvPicPr>
+                    <pic:cNvPr id="1" name=""/>
+                    <pic:cNvPicPr/>
+                  </pic:nvPicPr>
+                  <pic:blipFill>
+                    <a:blip r:embed="rId24"/>
+                    <a:stretch>
+                      <a:fillRect/>
+                    </a:stretch>
+                  </pic:blipFill>
+                  <pic:spPr>
+                    <a:xfrm>
+                      <a:off x="0" y="0"/>
+                      <a:ext cx="5486400" cy="1442720"/>
+                    </a:xfrm>
+                    <a:prstGeom prst="rect">
+                      <a:avLst/>
+                    </a:prstGeom>
+                  </pic:spPr>
+                </pic:pic>
+              </a:graphicData>
+            </a:graphic>
+          </wp:inline>
+        </w:drawing>
+      </w:r>
+      <w:r>
+        <w:rPr>
+          <w:rFonts w:ascii="Times New Roman" w:hAnsi="Times New Roman" w:cs="Times New Roman"/>
+          <w:b/>
+          <w:bCs/>
+          <w:color w:val="000000" w:themeColor="text1"/>
+        </w:rPr>
+        <w:drawing>
+          <wp:inline distT="0" distB="0" distL="0" distR="0" wp14:anchorId="067A62F6" wp14:editId="54480194">
+            <wp:extent cx="5486400" cy="3220085"/>
+            <wp:effectExtent l="0" t="0" r="0" b="0"/>
+            <wp:docPr id="15" name="Picture 15"/>
+            <wp:cNvGraphicFramePr>
+              <a:graphicFrameLocks xmlns:a="http://schemas.openxmlformats.org/drawingml/2006/main" noChangeAspect="1"/>
+            </wp:cNvGraphicFramePr>
+            <a:graphic xmlns:a="http://schemas.openxmlformats.org/drawingml/2006/main">
+              <a:graphicData uri="http://schemas.openxmlformats.org/drawingml/2006/picture">
+                <pic:pic xmlns:pic="http://schemas.openxmlformats.org/drawingml/2006/picture">
+                  <pic:nvPicPr>
+                    <pic:cNvPr id="1" name=""/>
+                    <pic:cNvPicPr/>
+                  </pic:nvPicPr>
+                  <pic:blipFill>
+                    <a:blip r:embed="rId25"/>
+                    <a:stretch>
+                      <a:fillRect/>
+                    </a:stretch>
+                  </pic:blipFill>
+                  <pic:spPr>
+                    <a:xfrm>
+                      <a:off x="0" y="0"/>
+                      <a:ext cx="5486400" cy="3220085"/>
+                    </a:xfrm>
+                    <a:prstGeom prst="rect">
+                      <a:avLst/>
+                    </a:prstGeom>
+                  </pic:spPr>
+                </pic:pic>
+              </a:graphicData>
+            </a:graphic>
+          </wp:inline>
+        </w:drawing>
+      </w:r>
+    </w:p>
+    <w:p>
+      <w:pPr>
+        <w:spacing w:line="259" w:lineRule="auto"/>
+        <w:rPr>
+          <w:rFonts w:ascii="Times New Roman" w:hAnsi="Times New Roman" w:cs="Times New Roman"/>
+          <w:b/>
+          <w:bCs/>
+          <w:color w:val="000000" w:themeColor="text1"/>
+          <w:highlight w:val="white"/>
+        </w:rPr>
+      </w:pPr>
+      <w:r>
+        <w:rPr>
+          <w:rFonts w:ascii="Times New Roman" w:hAnsi="Times New Roman" w:cs="Times New Roman"/>
+          <w:b/>
+          <w:bCs/>
+          <w:color w:val="000000" w:themeColor="text1"/>
+        </w:rPr>
+        <w:drawing>
+          <wp:inline distT="0" distB="0" distL="0" distR="0" wp14:anchorId="3EAD416C" wp14:editId="675F594A">
+            <wp:extent cx="5486400" cy="2891155"/>
+            <wp:effectExtent l="0" t="0" r="0" b="4445"/>
+            <wp:docPr id="16" name="Picture 16"/>
+            <wp:cNvGraphicFramePr>
+              <a:graphicFrameLocks xmlns:a="http://schemas.openxmlformats.org/drawingml/2006/main" noChangeAspect="1"/>
+            </wp:cNvGraphicFramePr>
+            <a:graphic xmlns:a="http://schemas.openxmlformats.org/drawingml/2006/main">
+              <a:graphicData uri="http://schemas.openxmlformats.org/drawingml/2006/picture">
+                <pic:pic xmlns:pic="http://schemas.openxmlformats.org/drawingml/2006/picture">
+                  <pic:nvPicPr>
+                    <pic:cNvPr id="1" name=""/>
+                    <pic:cNvPicPr/>
+                  </pic:nvPicPr>
+                  <pic:blipFill>
+                    <a:blip r:embed="rId26"/>
+                    <a:stretch>
+                      <a:fillRect/>
+                    </a:stretch>
+                  </pic:blipFill>
+                  <pic:spPr>
+                    <a:xfrm>
+                      <a:off x="0" y="0"/>
+                      <a:ext cx="5486400" cy="2891155"/>
+                    </a:xfrm>
+                    <a:prstGeom prst="rect">
+                      <a:avLst/>
+                    </a:prstGeom>
+                  </pic:spPr>
+                </pic:pic>
+              </a:graphicData>
+            </a:graphic>
+          </wp:inline>
+        </w:drawing>
+      </w:r>
+    </w:p>
+    <w:p>
+      <w:pPr>
+        <w:spacing w:line="259" w:lineRule="auto"/>
+        <w:rPr>
+          <w:rFonts w:ascii="Times New Roman" w:hAnsi="Times New Roman" w:cs="Times New Roman"/>
+          <w:b/>
+          <w:bCs/>
+          <w:color w:val="000000" w:themeColor="text1"/>
+          <w:highlight w:val="white"/>
+        </w:rPr>
+      </w:pPr>
+      <w:r>
+        <w:rPr>
+          <w:rFonts w:ascii="Times New Roman" w:hAnsi="Times New Roman" w:cs="Times New Roman"/>
+          <w:b/>
+          <w:bCs/>
+          <w:color w:val="000000" w:themeColor="text1"/>
+        </w:rPr>
+        <w:lastRenderedPageBreak/>
+        <w:drawing>
+          <wp:inline distT="0" distB="0" distL="0" distR="0" wp14:anchorId="49720DF4" wp14:editId="119835AB">
+            <wp:extent cx="5486400" cy="3074035"/>
+            <wp:effectExtent l="0" t="0" r="0" b="0"/>
+            <wp:docPr id="17" name="Picture 17"/>
+            <wp:cNvGraphicFramePr>
+              <a:graphicFrameLocks xmlns:a="http://schemas.openxmlformats.org/drawingml/2006/main" noChangeAspect="1"/>
+            </wp:cNvGraphicFramePr>
+            <a:graphic xmlns:a="http://schemas.openxmlformats.org/drawingml/2006/main">
+              <a:graphicData uri="http://schemas.openxmlformats.org/drawingml/2006/picture">
+                <pic:pic xmlns:pic="http://schemas.openxmlformats.org/drawingml/2006/picture">
+                  <pic:nvPicPr>
+                    <pic:cNvPr id="1" name=""/>
+                    <pic:cNvPicPr/>
+                  </pic:nvPicPr>
+                  <pic:blipFill>
+                    <a:blip r:embed="rId27"/>
+                    <a:stretch>
+                      <a:fillRect/>
+                    </a:stretch>
+                  </pic:blipFill>
+                  <pic:spPr>
+                    <a:xfrm>
+                      <a:off x="0" y="0"/>
+                      <a:ext cx="5486400" cy="3074035"/>
+                    </a:xfrm>
+                    <a:prstGeom prst="rect">
+                      <a:avLst/>
+                    </a:prstGeom>
+                  </pic:spPr>
+                </pic:pic>
+              </a:graphicData>
+            </a:graphic>
+          </wp:inline>
+        </w:drawing>
+      </w:r>
+    </w:p>
+    <w:p>
+      <w:pPr>
+        <w:spacing w:line="259" w:lineRule="auto"/>
+        <w:rPr>
+          <w:rFonts w:ascii="Times New Roman" w:hAnsi="Times New Roman" w:cs="Times New Roman"/>
+          <w:b/>
+          <w:bCs/>
+          <w:color w:val="000000" w:themeColor="text1"/>
+          <w:highlight w:val="white"/>
+        </w:rPr>
+      </w:pPr>
+      <w:r>
+        <w:rPr>
+          <w:rFonts w:ascii="Times New Roman" w:hAnsi="Times New Roman" w:cs="Times New Roman"/>
+          <w:b/>
+          <w:bCs/>
+          <w:color w:val="000000" w:themeColor="text1"/>
+          <w:highlight w:val="white"/>
+        </w:rPr>
+        <w:br w:type="page"/>
+      </w:r>
+    </w:p>
+    <w:p>
+      <w:pPr>
+        <w:spacing w:line="259" w:lineRule="auto"/>
+        <w:rPr>
+          <w:rFonts w:ascii="Times New Roman" w:hAnsi="Times New Roman" w:cs="Times New Roman"/>
+          <w:b/>
+          <w:bCs/>
+          <w:color w:val="000000" w:themeColor="text1"/>
+          <w:highlight w:val="white"/>
+        </w:rPr>
+      </w:pPr>
+    </w:p>
+    <w:p>
+      <w:pPr>
+        <w:spacing w:line="259" w:lineRule="auto"/>
+        <w:rPr>
+          <w:rFonts w:ascii="Times New Roman" w:eastAsiaTheme="majorEastAsia" w:hAnsi="Times New Roman" w:cs="Times New Roman"/>
+          <w:b/>
+          <w:bCs/>
+          <w:color w:val="000000" w:themeColor="text1"/>
+          <w:highlight w:val="white"/>
+        </w:rPr>
+      </w:pPr>
     </w:p>
     <w:p>
       <w:pPr>
@@ -13769,7 +13918,7 @@
         </w:rPr>
         <w:t xml:space="preserve">Systems, 11(3), 124. </w:t>
       </w:r>
-      <w:hyperlink r:id="rId22" w:history="1">
+      <w:hyperlink r:id="rId28" w:history="1">
         <w:r>
           <w:rPr>
             <w:rStyle w:val="Hyperlink"/>
@@ -13794,7 +13943,6 @@
       </w:pPr>
       <w:bookmarkStart w:id="226" w:name="NepJOL"/>
       <w:bookmarkEnd w:id="225"/>
-      <w:proofErr w:type="spellStart"/>
       <w:r>
         <w:rPr>
           <w:rFonts w:ascii="Times New Roman" w:hAnsi="Times New Roman" w:cs="Times New Roman"/>
@@ -13802,17 +13950,7 @@
           <w:iCs/>
           <w:color w:val="000000" w:themeColor="text1"/>
         </w:rPr>
-        <w:t>NepJOL</w:t>
-      </w:r>
-      <w:proofErr w:type="spellEnd"/>
-      <w:r>
-        <w:rPr>
-          <w:rFonts w:ascii="Times New Roman" w:hAnsi="Times New Roman" w:cs="Times New Roman"/>
-          <w:i/>
-          <w:iCs/>
-          <w:color w:val="000000" w:themeColor="text1"/>
-        </w:rPr>
-        <w:t xml:space="preserve">. (2023). Knowledge, attitude and practice of voluntary blood donation among higher education students in Nepal. </w:t>
+        <w:t xml:space="preserve">NepJOL. (2023). Knowledge, attitude and practice of voluntary blood donation among higher education students in Nepal. </w:t>
       </w:r>
       <w:r>
         <w:rPr>
@@ -13853,7 +13991,7 @@
         </w:rPr>
         <w:t xml:space="preserve">ScienceDirect. (2023). Impact of natural disasters and pandemics on blood supply: A systematic review. </w:t>
       </w:r>
-      <w:hyperlink r:id="rId23" w:history="1">
+      <w:hyperlink r:id="rId29" w:history="1">
         <w:r>
           <w:rPr>
             <w:rStyle w:val="Hyperlink"/>
@@ -13910,7 +14048,6 @@
       </w:pPr>
       <w:bookmarkStart w:id="229" w:name="BloodConnect"/>
       <w:bookmarkEnd w:id="228"/>
-      <w:proofErr w:type="spellStart"/>
       <w:r>
         <w:rPr>
           <w:rFonts w:ascii="Times New Roman" w:hAnsi="Times New Roman" w:cs="Times New Roman"/>
@@ -13918,19 +14055,9 @@
           <w:iCs/>
           <w:color w:val="000000" w:themeColor="text1"/>
         </w:rPr>
-        <w:t>BloodConnect</w:t>
-      </w:r>
-      <w:proofErr w:type="spellEnd"/>
-      <w:r>
-        <w:rPr>
-          <w:rFonts w:ascii="Times New Roman" w:hAnsi="Times New Roman" w:cs="Times New Roman"/>
-          <w:i/>
-          <w:iCs/>
-          <w:color w:val="000000" w:themeColor="text1"/>
-        </w:rPr>
-        <w:t xml:space="preserve">. Blood donor connection platform. </w:t>
-      </w:r>
-      <w:hyperlink r:id="rId24" w:history="1">
+        <w:t xml:space="preserve">BloodConnect. Blood donor connection platform. </w:t>
+      </w:r>
+      <w:hyperlink r:id="rId30" w:history="1">
         <w:r>
           <w:rPr>
             <w:rStyle w:val="Hyperlink"/>
@@ -13975,7 +14102,6 @@
         <w:t xml:space="preserve">/ </w:t>
       </w:r>
       <w:bookmarkStart w:id="231" w:name="Hamrolife"/>
-      <w:proofErr w:type="spellStart"/>
       <w:r>
         <w:rPr>
           <w:rFonts w:ascii="Times New Roman" w:hAnsi="Times New Roman" w:cs="Times New Roman"/>
@@ -13983,19 +14109,9 @@
           <w:iCs/>
           <w:color w:val="000000" w:themeColor="text1"/>
         </w:rPr>
-        <w:t>HamroLifeBank</w:t>
-      </w:r>
-      <w:proofErr w:type="spellEnd"/>
-      <w:r>
-        <w:rPr>
-          <w:rFonts w:ascii="Times New Roman" w:hAnsi="Times New Roman" w:cs="Times New Roman"/>
-          <w:i/>
-          <w:iCs/>
-          <w:color w:val="000000" w:themeColor="text1"/>
-        </w:rPr>
-        <w:t xml:space="preserve">. Blood donation app for Nepal. </w:t>
-      </w:r>
-      <w:hyperlink r:id="rId25" w:history="1">
+        <w:t xml:space="preserve">HamroLifeBank. Blood donation app for Nepal. </w:t>
+      </w:r>
+      <w:hyperlink r:id="rId31" w:history="1">
         <w:r>
           <w:rPr>
             <w:rStyle w:val="Hyperlink"/>
@@ -14053,7 +14169,7 @@
 </file>
 
 <file path=word/endnotes.xml><?xml version="1.0" encoding="utf-8"?>
-<w:endnotes xmlns:wpc="http://schemas.microsoft.com/office/word/2010/wordprocessingCanvas" xmlns:cx="http://schemas.microsoft.com/office/drawing/2014/chartex" xmlns:cx1="http://schemas.microsoft.com/office/drawing/2015/9/8/chartex" xmlns:cx2="http://schemas.microsoft.com/office/drawing/2015/10/21/chartex" xmlns:cx3="http://schemas.microsoft.com/office/drawing/2016/5/9/chartex" xmlns:cx4="http://schemas.microsoft.com/office/drawing/2016/5/10/chartex" xmlns:cx5="http://schemas.microsoft.com/office/drawing/2016/5/11/chartex" xmlns:cx6="http://schemas.microsoft.com/office/drawing/2016/5/12/chartex" xmlns:cx7="http://schemas.microsoft.com/office/drawing/2016/5/13/chartex" xmlns:cx8="http://schemas.microsoft.com/office/drawing/2016/5/14/chartex" xmlns:mc="http://schemas.openxmlformats.org/markup-compatibility/2006" xmlns:aink="http://schemas.microsoft.com/office/drawing/2016/ink" xmlns:am3d="http://schemas.microsoft.com/office/drawing/2017/model3d" xmlns:o="urn:schemas-microsoft-com:office:office" xmlns:r="http://schemas.openxmlformats.org/officeDocument/2006/relationships" xmlns:m="http://schemas.openxmlformats.org/officeDocument/2006/math" xmlns:v="urn:schemas-microsoft-com:vml" xmlns:wp14="http://schemas.microsoft.com/office/word/2010/wordprocessingDrawing" xmlns:wp="http://schemas.openxmlformats.org/drawingml/2006/wordprocessingDrawing" xmlns:w10="urn:schemas-microsoft-com:office:word" xmlns:w="http://schemas.openxmlformats.org/wordprocessingml/2006/main" xmlns:w14="http://schemas.microsoft.com/office/word/2010/wordml" xmlns:w15="http://schemas.microsoft.com/office/word/2012/wordml" xmlns:w16cex="http://schemas.microsoft.com/office/word/2018/wordml/cex" xmlns:w16cid="http://schemas.microsoft.com/office/word/2016/wordml/cid" xmlns:w16="http://schemas.microsoft.com/office/word/2018/wordml" xmlns:w16sdtdh="http://schemas.microsoft.com/office/word/2020/wordml/sdtdatahash" xmlns:w16se="http://schemas.microsoft.com/office/word/2015/wordml/symex" xmlns:wpg="http://schemas.microsoft.com/office/word/2010/wordprocessingGroup" xmlns:wpi="http://schemas.microsoft.com/office/word/2010/wordprocessingInk" xmlns:wne="http://schemas.microsoft.com/office/word/2006/wordml" xmlns:wps="http://schemas.microsoft.com/office/word/2010/wordprocessingShape" mc:Ignorable="w14 w15 w16se w16cid w16 w16cex w16sdtdh wp14">
+<w:endnotes xmlns:wpc="http://schemas.microsoft.com/office/word/2010/wordprocessingCanvas" xmlns:cx="http://schemas.microsoft.com/office/drawing/2014/chartex" xmlns:cx1="http://schemas.microsoft.com/office/drawing/2015/9/8/chartex" xmlns:cx2="http://schemas.microsoft.com/office/drawing/2015/10/21/chartex" xmlns:cx3="http://schemas.microsoft.com/office/drawing/2016/5/9/chartex" xmlns:cx4="http://schemas.microsoft.com/office/drawing/2016/5/10/chartex" xmlns:cx5="http://schemas.microsoft.com/office/drawing/2016/5/11/chartex" xmlns:cx6="http://schemas.microsoft.com/office/drawing/2016/5/12/chartex" xmlns:cx7="http://schemas.microsoft.com/office/drawing/2016/5/13/chartex" xmlns:cx8="http://schemas.microsoft.com/office/drawing/2016/5/14/chartex" xmlns:mc="http://schemas.openxmlformats.org/markup-compatibility/2006" xmlns:aink="http://schemas.microsoft.com/office/drawing/2016/ink" xmlns:am3d="http://schemas.microsoft.com/office/drawing/2017/model3d" xmlns:o="urn:schemas-microsoft-com:office:office" xmlns:oel="http://schemas.microsoft.com/office/2019/extlst" xmlns:r="http://schemas.openxmlformats.org/officeDocument/2006/relationships" xmlns:m="http://schemas.openxmlformats.org/officeDocument/2006/math" xmlns:v="urn:schemas-microsoft-com:vml" xmlns:wp14="http://schemas.microsoft.com/office/word/2010/wordprocessingDrawing" xmlns:wp="http://schemas.openxmlformats.org/drawingml/2006/wordprocessingDrawing" xmlns:w10="urn:schemas-microsoft-com:office:word" xmlns:w="http://schemas.openxmlformats.org/wordprocessingml/2006/main" xmlns:w14="http://schemas.microsoft.com/office/word/2010/wordml" xmlns:w15="http://schemas.microsoft.com/office/word/2012/wordml" xmlns:w16cex="http://schemas.microsoft.com/office/word/2018/wordml/cex" xmlns:w16cid="http://schemas.microsoft.com/office/word/2016/wordml/cid" xmlns:w16="http://schemas.microsoft.com/office/word/2018/wordml" xmlns:w16sdtdh="http://schemas.microsoft.com/office/word/2020/wordml/sdtdatahash" xmlns:w16se="http://schemas.microsoft.com/office/word/2015/wordml/symex" xmlns:wpg="http://schemas.microsoft.com/office/word/2010/wordprocessingGroup" xmlns:wpi="http://schemas.microsoft.com/office/word/2010/wordprocessingInk" xmlns:wne="http://schemas.microsoft.com/office/word/2006/wordml" xmlns:wps="http://schemas.microsoft.com/office/word/2010/wordprocessingShape" mc:Ignorable="w14 w15 w16se w16cid w16 w16cex w16sdtdh wp14">
   <w:endnote w:type="separator" w:id="-1">
     <w:p>
       <w:pPr>
@@ -14078,7 +14194,7 @@
 </file>
 
 <file path=word/footer1.xml><?xml version="1.0" encoding="utf-8"?>
-<w:ftr xmlns:wpc="http://schemas.microsoft.com/office/word/2010/wordprocessingCanvas" xmlns:cx="http://schemas.microsoft.com/office/drawing/2014/chartex" xmlns:cx1="http://schemas.microsoft.com/office/drawing/2015/9/8/chartex" xmlns:cx2="http://schemas.microsoft.com/office/drawing/2015/10/21/chartex" xmlns:cx3="http://schemas.microsoft.com/office/drawing/2016/5/9/chartex" xmlns:cx4="http://schemas.microsoft.com/office/drawing/2016/5/10/chartex" xmlns:cx5="http://schemas.microsoft.com/office/drawing/2016/5/11/chartex" xmlns:cx6="http://schemas.microsoft.com/office/drawing/2016/5/12/chartex" xmlns:cx7="http://schemas.microsoft.com/office/drawing/2016/5/13/chartex" xmlns:cx8="http://schemas.microsoft.com/office/drawing/2016/5/14/chartex" xmlns:mc="http://schemas.openxmlformats.org/markup-compatibility/2006" xmlns:aink="http://schemas.microsoft.com/office/drawing/2016/ink" xmlns:am3d="http://schemas.microsoft.com/office/drawing/2017/model3d" xmlns:o="urn:schemas-microsoft-com:office:office" xmlns:r="http://schemas.openxmlformats.org/officeDocument/2006/relationships" xmlns:m="http://schemas.openxmlformats.org/officeDocument/2006/math" xmlns:v="urn:schemas-microsoft-com:vml" xmlns:wp14="http://schemas.microsoft.com/office/word/2010/wordprocessingDrawing" xmlns:wp="http://schemas.openxmlformats.org/drawingml/2006/wordprocessingDrawing" xmlns:w10="urn:schemas-microsoft-com:office:word" xmlns:w="http://schemas.openxmlformats.org/wordprocessingml/2006/main" xmlns:w14="http://schemas.microsoft.com/office/word/2010/wordml" xmlns:w15="http://schemas.microsoft.com/office/word/2012/wordml" xmlns:w16cex="http://schemas.microsoft.com/office/word/2018/wordml/cex" xmlns:w16cid="http://schemas.microsoft.com/office/word/2016/wordml/cid" xmlns:w16="http://schemas.microsoft.com/office/word/2018/wordml" xmlns:w16sdtdh="http://schemas.microsoft.com/office/word/2020/wordml/sdtdatahash" xmlns:w16se="http://schemas.microsoft.com/office/word/2015/wordml/symex" xmlns:wpg="http://schemas.microsoft.com/office/word/2010/wordprocessingGroup" xmlns:wpi="http://schemas.microsoft.com/office/word/2010/wordprocessingInk" xmlns:wne="http://schemas.microsoft.com/office/word/2006/wordml" xmlns:wps="http://schemas.microsoft.com/office/word/2010/wordprocessingShape" mc:Ignorable="w14 w15 w16se w16cid w16 w16cex w16sdtdh wp14">
+<w:ftr xmlns:wpc="http://schemas.microsoft.com/office/word/2010/wordprocessingCanvas" xmlns:cx="http://schemas.microsoft.com/office/drawing/2014/chartex" xmlns:cx1="http://schemas.microsoft.com/office/drawing/2015/9/8/chartex" xmlns:cx2="http://schemas.microsoft.com/office/drawing/2015/10/21/chartex" xmlns:cx3="http://schemas.microsoft.com/office/drawing/2016/5/9/chartex" xmlns:cx4="http://schemas.microsoft.com/office/drawing/2016/5/10/chartex" xmlns:cx5="http://schemas.microsoft.com/office/drawing/2016/5/11/chartex" xmlns:cx6="http://schemas.microsoft.com/office/drawing/2016/5/12/chartex" xmlns:cx7="http://schemas.microsoft.com/office/drawing/2016/5/13/chartex" xmlns:cx8="http://schemas.microsoft.com/office/drawing/2016/5/14/chartex" xmlns:mc="http://schemas.openxmlformats.org/markup-compatibility/2006" xmlns:aink="http://schemas.microsoft.com/office/drawing/2016/ink" xmlns:am3d="http://schemas.microsoft.com/office/drawing/2017/model3d" xmlns:o="urn:schemas-microsoft-com:office:office" xmlns:oel="http://schemas.microsoft.com/office/2019/extlst" xmlns:r="http://schemas.openxmlformats.org/officeDocument/2006/relationships" xmlns:m="http://schemas.openxmlformats.org/officeDocument/2006/math" xmlns:v="urn:schemas-microsoft-com:vml" xmlns:wp14="http://schemas.microsoft.com/office/word/2010/wordprocessingDrawing" xmlns:wp="http://schemas.openxmlformats.org/drawingml/2006/wordprocessingDrawing" xmlns:w10="urn:schemas-microsoft-com:office:word" xmlns:w="http://schemas.openxmlformats.org/wordprocessingml/2006/main" xmlns:w14="http://schemas.microsoft.com/office/word/2010/wordml" xmlns:w15="http://schemas.microsoft.com/office/word/2012/wordml" xmlns:w16cex="http://schemas.microsoft.com/office/word/2018/wordml/cex" xmlns:w16cid="http://schemas.microsoft.com/office/word/2016/wordml/cid" xmlns:w16="http://schemas.microsoft.com/office/word/2018/wordml" xmlns:w16sdtdh="http://schemas.microsoft.com/office/word/2020/wordml/sdtdatahash" xmlns:w16se="http://schemas.microsoft.com/office/word/2015/wordml/symex" xmlns:wpg="http://schemas.microsoft.com/office/word/2010/wordprocessingGroup" xmlns:wpi="http://schemas.microsoft.com/office/word/2010/wordprocessingInk" xmlns:wne="http://schemas.microsoft.com/office/word/2006/wordml" xmlns:wps="http://schemas.microsoft.com/office/word/2010/wordprocessingShape" mc:Ignorable="w14 w15 w16se w16cid w16 w16cex w16sdtdh wp14">
   <w:p>
     <w:pPr>
       <w:pStyle w:val="Footer"/>
@@ -14094,7 +14210,7 @@
 </file>
 
 <file path=word/footer2.xml><?xml version="1.0" encoding="utf-8"?>
-<w:ftr xmlns:wpc="http://schemas.microsoft.com/office/word/2010/wordprocessingCanvas" xmlns:cx="http://schemas.microsoft.com/office/drawing/2014/chartex" xmlns:cx1="http://schemas.microsoft.com/office/drawing/2015/9/8/chartex" xmlns:cx2="http://schemas.microsoft.com/office/drawing/2015/10/21/chartex" xmlns:cx3="http://schemas.microsoft.com/office/drawing/2016/5/9/chartex" xmlns:cx4="http://schemas.microsoft.com/office/drawing/2016/5/10/chartex" xmlns:cx5="http://schemas.microsoft.com/office/drawing/2016/5/11/chartex" xmlns:cx6="http://schemas.microsoft.com/office/drawing/2016/5/12/chartex" xmlns:cx7="http://schemas.microsoft.com/office/drawing/2016/5/13/chartex" xmlns:cx8="http://schemas.microsoft.com/office/drawing/2016/5/14/chartex" xmlns:mc="http://schemas.openxmlformats.org/markup-compatibility/2006" xmlns:aink="http://schemas.microsoft.com/office/drawing/2016/ink" xmlns:am3d="http://schemas.microsoft.com/office/drawing/2017/model3d" xmlns:o="urn:schemas-microsoft-com:office:office" xmlns:r="http://schemas.openxmlformats.org/officeDocument/2006/relationships" xmlns:m="http://schemas.openxmlformats.org/officeDocument/2006/math" xmlns:v="urn:schemas-microsoft-com:vml" xmlns:wp14="http://schemas.microsoft.com/office/word/2010/wordprocessingDrawing" xmlns:wp="http://schemas.openxmlformats.org/drawingml/2006/wordprocessingDrawing" xmlns:w10="urn:schemas-microsoft-com:office:word" xmlns:w="http://schemas.openxmlformats.org/wordprocessingml/2006/main" xmlns:w14="http://schemas.microsoft.com/office/word/2010/wordml" xmlns:w15="http://schemas.microsoft.com/office/word/2012/wordml" xmlns:w16cex="http://schemas.microsoft.com/office/word/2018/wordml/cex" xmlns:w16cid="http://schemas.microsoft.com/office/word/2016/wordml/cid" xmlns:w16="http://schemas.microsoft.com/office/word/2018/wordml" xmlns:w16sdtdh="http://schemas.microsoft.com/office/word/2020/wordml/sdtdatahash" xmlns:w16se="http://schemas.microsoft.com/office/word/2015/wordml/symex" xmlns:wpg="http://schemas.microsoft.com/office/word/2010/wordprocessingGroup" xmlns:wpi="http://schemas.microsoft.com/office/word/2010/wordprocessingInk" xmlns:wne="http://schemas.microsoft.com/office/word/2006/wordml" xmlns:wps="http://schemas.microsoft.com/office/word/2010/wordprocessingShape" mc:Ignorable="w14 w15 w16se w16cid w16 w16cex w16sdtdh wp14">
+<w:ftr xmlns:wpc="http://schemas.microsoft.com/office/word/2010/wordprocessingCanvas" xmlns:cx="http://schemas.microsoft.com/office/drawing/2014/chartex" xmlns:cx1="http://schemas.microsoft.com/office/drawing/2015/9/8/chartex" xmlns:cx2="http://schemas.microsoft.com/office/drawing/2015/10/21/chartex" xmlns:cx3="http://schemas.microsoft.com/office/drawing/2016/5/9/chartex" xmlns:cx4="http://schemas.microsoft.com/office/drawing/2016/5/10/chartex" xmlns:cx5="http://schemas.microsoft.com/office/drawing/2016/5/11/chartex" xmlns:cx6="http://schemas.microsoft.com/office/drawing/2016/5/12/chartex" xmlns:cx7="http://schemas.microsoft.com/office/drawing/2016/5/13/chartex" xmlns:cx8="http://schemas.microsoft.com/office/drawing/2016/5/14/chartex" xmlns:mc="http://schemas.openxmlformats.org/markup-compatibility/2006" xmlns:aink="http://schemas.microsoft.com/office/drawing/2016/ink" xmlns:am3d="http://schemas.microsoft.com/office/drawing/2017/model3d" xmlns:o="urn:schemas-microsoft-com:office:office" xmlns:oel="http://schemas.microsoft.com/office/2019/extlst" xmlns:r="http://schemas.openxmlformats.org/officeDocument/2006/relationships" xmlns:m="http://schemas.openxmlformats.org/officeDocument/2006/math" xmlns:v="urn:schemas-microsoft-com:vml" xmlns:wp14="http://schemas.microsoft.com/office/word/2010/wordprocessingDrawing" xmlns:wp="http://schemas.openxmlformats.org/drawingml/2006/wordprocessingDrawing" xmlns:w10="urn:schemas-microsoft-com:office:word" xmlns:w="http://schemas.openxmlformats.org/wordprocessingml/2006/main" xmlns:w14="http://schemas.microsoft.com/office/word/2010/wordml" xmlns:w15="http://schemas.microsoft.com/office/word/2012/wordml" xmlns:w16cex="http://schemas.microsoft.com/office/word/2018/wordml/cex" xmlns:w16cid="http://schemas.microsoft.com/office/word/2016/wordml/cid" xmlns:w16="http://schemas.microsoft.com/office/word/2018/wordml" xmlns:w16sdtdh="http://schemas.microsoft.com/office/word/2020/wordml/sdtdatahash" xmlns:w16se="http://schemas.microsoft.com/office/word/2015/wordml/symex" xmlns:wpg="http://schemas.microsoft.com/office/word/2010/wordprocessingGroup" xmlns:wpi="http://schemas.microsoft.com/office/word/2010/wordprocessingInk" xmlns:wne="http://schemas.microsoft.com/office/word/2006/wordml" xmlns:wps="http://schemas.microsoft.com/office/word/2010/wordprocessingShape" mc:Ignorable="w14 w15 w16se w16cid w16 w16cex w16sdtdh wp14">
   <w:sdt>
     <w:sdtPr>
       <w:id w:val="-1333061609"/>
@@ -14162,7 +14278,7 @@
 </file>
 
 <file path=word/footnotes.xml><?xml version="1.0" encoding="utf-8"?>
-<w:footnotes xmlns:wpc="http://schemas.microsoft.com/office/word/2010/wordprocessingCanvas" xmlns:cx="http://schemas.microsoft.com/office/drawing/2014/chartex" xmlns:cx1="http://schemas.microsoft.com/office/drawing/2015/9/8/chartex" xmlns:cx2="http://schemas.microsoft.com/office/drawing/2015/10/21/chartex" xmlns:cx3="http://schemas.microsoft.com/office/drawing/2016/5/9/chartex" xmlns:cx4="http://schemas.microsoft.com/office/drawing/2016/5/10/chartex" xmlns:cx5="http://schemas.microsoft.com/office/drawing/2016/5/11/chartex" xmlns:cx6="http://schemas.microsoft.com/office/drawing/2016/5/12/chartex" xmlns:cx7="http://schemas.microsoft.com/office/drawing/2016/5/13/chartex" xmlns:cx8="http://schemas.microsoft.com/office/drawing/2016/5/14/chartex" xmlns:mc="http://schemas.openxmlformats.org/markup-compatibility/2006" xmlns:aink="http://schemas.microsoft.com/office/drawing/2016/ink" xmlns:am3d="http://schemas.microsoft.com/office/drawing/2017/model3d" xmlns:o="urn:schemas-microsoft-com:office:office" xmlns:r="http://schemas.openxmlformats.org/officeDocument/2006/relationships" xmlns:m="http://schemas.openxmlformats.org/officeDocument/2006/math" xmlns:v="urn:schemas-microsoft-com:vml" xmlns:wp14="http://schemas.microsoft.com/office/word/2010/wordprocessingDrawing" xmlns:wp="http://schemas.openxmlformats.org/drawingml/2006/wordprocessingDrawing" xmlns:w10="urn:schemas-microsoft-com:office:word" xmlns:w="http://schemas.openxmlformats.org/wordprocessingml/2006/main" xmlns:w14="http://schemas.microsoft.com/office/word/2010/wordml" xmlns:w15="http://schemas.microsoft.com/office/word/2012/wordml" xmlns:w16cex="http://schemas.microsoft.com/office/word/2018/wordml/cex" xmlns:w16cid="http://schemas.microsoft.com/office/word/2016/wordml/cid" xmlns:w16="http://schemas.microsoft.com/office/word/2018/wordml" xmlns:w16sdtdh="http://schemas.microsoft.com/office/word/2020/wordml/sdtdatahash" xmlns:w16se="http://schemas.microsoft.com/office/word/2015/wordml/symex" xmlns:wpg="http://schemas.microsoft.com/office/word/2010/wordprocessingGroup" xmlns:wpi="http://schemas.microsoft.com/office/word/2010/wordprocessingInk" xmlns:wne="http://schemas.microsoft.com/office/word/2006/wordml" xmlns:wps="http://schemas.microsoft.com/office/word/2010/wordprocessingShape" mc:Ignorable="w14 w15 w16se w16cid w16 w16cex w16sdtdh wp14">
+<w:footnotes xmlns:wpc="http://schemas.microsoft.com/office/word/2010/wordprocessingCanvas" xmlns:cx="http://schemas.microsoft.com/office/drawing/2014/chartex" xmlns:cx1="http://schemas.microsoft.com/office/drawing/2015/9/8/chartex" xmlns:cx2="http://schemas.microsoft.com/office/drawing/2015/10/21/chartex" xmlns:cx3="http://schemas.microsoft.com/office/drawing/2016/5/9/chartex" xmlns:cx4="http://schemas.microsoft.com/office/drawing/2016/5/10/chartex" xmlns:cx5="http://schemas.microsoft.com/office/drawing/2016/5/11/chartex" xmlns:cx6="http://schemas.microsoft.com/office/drawing/2016/5/12/chartex" xmlns:cx7="http://schemas.microsoft.com/office/drawing/2016/5/13/chartex" xmlns:cx8="http://schemas.microsoft.com/office/drawing/2016/5/14/chartex" xmlns:mc="http://schemas.openxmlformats.org/markup-compatibility/2006" xmlns:aink="http://schemas.microsoft.com/office/drawing/2016/ink" xmlns:am3d="http://schemas.microsoft.com/office/drawing/2017/model3d" xmlns:o="urn:schemas-microsoft-com:office:office" xmlns:oel="http://schemas.microsoft.com/office/2019/extlst" xmlns:r="http://schemas.openxmlformats.org/officeDocument/2006/relationships" xmlns:m="http://schemas.openxmlformats.org/officeDocument/2006/math" xmlns:v="urn:schemas-microsoft-com:vml" xmlns:wp14="http://schemas.microsoft.com/office/word/2010/wordprocessingDrawing" xmlns:wp="http://schemas.openxmlformats.org/drawingml/2006/wordprocessingDrawing" xmlns:w10="urn:schemas-microsoft-com:office:word" xmlns:w="http://schemas.openxmlformats.org/wordprocessingml/2006/main" xmlns:w14="http://schemas.microsoft.com/office/word/2010/wordml" xmlns:w15="http://schemas.microsoft.com/office/word/2012/wordml" xmlns:w16cex="http://schemas.microsoft.com/office/word/2018/wordml/cex" xmlns:w16cid="http://schemas.microsoft.com/office/word/2016/wordml/cid" xmlns:w16="http://schemas.microsoft.com/office/word/2018/wordml" xmlns:w16sdtdh="http://schemas.microsoft.com/office/word/2020/wordml/sdtdatahash" xmlns:w16se="http://schemas.microsoft.com/office/word/2015/wordml/symex" xmlns:wpg="http://schemas.microsoft.com/office/word/2010/wordprocessingGroup" xmlns:wpi="http://schemas.microsoft.com/office/word/2010/wordprocessingInk" xmlns:wne="http://schemas.microsoft.com/office/word/2006/wordml" xmlns:wps="http://schemas.microsoft.com/office/word/2010/wordprocessingShape" mc:Ignorable="w14 w15 w16se w16cid w16 w16cex w16sdtdh wp14">
   <w:footnote w:type="separator" w:id="-1">
     <w:p>
       <w:pPr>
@@ -14187,7 +14303,7 @@
 </file>
 
 <file path=word/numbering.xml><?xml version="1.0" encoding="utf-8"?>
-<w:numbering xmlns:wpc="http://schemas.microsoft.com/office/word/2010/wordprocessingCanvas" xmlns:cx="http://schemas.microsoft.com/office/drawing/2014/chartex" xmlns:cx1="http://schemas.microsoft.com/office/drawing/2015/9/8/chartex" xmlns:cx2="http://schemas.microsoft.com/office/drawing/2015/10/21/chartex" xmlns:cx3="http://schemas.microsoft.com/office/drawing/2016/5/9/chartex" xmlns:cx4="http://schemas.microsoft.com/office/drawing/2016/5/10/chartex" xmlns:cx5="http://schemas.microsoft.com/office/drawing/2016/5/11/chartex" xmlns:cx6="http://schemas.microsoft.com/office/drawing/2016/5/12/chartex" xmlns:cx7="http://schemas.microsoft.com/office/drawing/2016/5/13/chartex" xmlns:cx8="http://schemas.microsoft.com/office/drawing/2016/5/14/chartex" xmlns:mc="http://schemas.openxmlformats.org/markup-compatibility/2006" xmlns:aink="http://schemas.microsoft.com/office/drawing/2016/ink" xmlns:am3d="http://schemas.microsoft.com/office/drawing/2017/model3d" xmlns:o="urn:schemas-microsoft-com:office:office" xmlns:r="http://schemas.openxmlformats.org/officeDocument/2006/relationships" xmlns:m="http://schemas.openxmlformats.org/officeDocument/2006/math" xmlns:v="urn:schemas-microsoft-com:vml" xmlns:wp14="http://schemas.microsoft.com/office/word/2010/wordprocessingDrawing" xmlns:wp="http://schemas.openxmlformats.org/drawingml/2006/wordprocessingDrawing" xmlns:w10="urn:schemas-microsoft-com:office:word" xmlns:w="http://schemas.openxmlformats.org/wordprocessingml/2006/main" xmlns:w14="http://schemas.microsoft.com/office/word/2010/wordml" xmlns:w15="http://schemas.microsoft.com/office/word/2012/wordml" xmlns:w16cex="http://schemas.microsoft.com/office/word/2018/wordml/cex" xmlns:w16cid="http://schemas.microsoft.com/office/word/2016/wordml/cid" xmlns:w16="http://schemas.microsoft.com/office/word/2018/wordml" xmlns:w16sdtdh="http://schemas.microsoft.com/office/word/2020/wordml/sdtdatahash" xmlns:w16se="http://schemas.microsoft.com/office/word/2015/wordml/symex" xmlns:wpg="http://schemas.microsoft.com/office/word/2010/wordprocessingGroup" xmlns:wpi="http://schemas.microsoft.com/office/word/2010/wordprocessingInk" xmlns:wne="http://schemas.microsoft.com/office/word/2006/wordml" xmlns:wps="http://schemas.microsoft.com/office/word/2010/wordprocessingShape" mc:Ignorable="w14 w15 w16se w16cid w16 w16cex w16sdtdh wp14">
+<w:numbering xmlns:wpc="http://schemas.microsoft.com/office/word/2010/wordprocessingCanvas" xmlns:cx="http://schemas.microsoft.com/office/drawing/2014/chartex" xmlns:cx1="http://schemas.microsoft.com/office/drawing/2015/9/8/chartex" xmlns:cx2="http://schemas.microsoft.com/office/drawing/2015/10/21/chartex" xmlns:cx3="http://schemas.microsoft.com/office/drawing/2016/5/9/chartex" xmlns:cx4="http://schemas.microsoft.com/office/drawing/2016/5/10/chartex" xmlns:cx5="http://schemas.microsoft.com/office/drawing/2016/5/11/chartex" xmlns:cx6="http://schemas.microsoft.com/office/drawing/2016/5/12/chartex" xmlns:cx7="http://schemas.microsoft.com/office/drawing/2016/5/13/chartex" xmlns:cx8="http://schemas.microsoft.com/office/drawing/2016/5/14/chartex" xmlns:mc="http://schemas.openxmlformats.org/markup-compatibility/2006" xmlns:aink="http://schemas.microsoft.com/office/drawing/2016/ink" xmlns:am3d="http://schemas.microsoft.com/office/drawing/2017/model3d" xmlns:o="urn:schemas-microsoft-com:office:office" xmlns:oel="http://schemas.microsoft.com/office/2019/extlst" xmlns:r="http://schemas.openxmlformats.org/officeDocument/2006/relationships" xmlns:m="http://schemas.openxmlformats.org/officeDocument/2006/math" xmlns:v="urn:schemas-microsoft-com:vml" xmlns:wp14="http://schemas.microsoft.com/office/word/2010/wordprocessingDrawing" xmlns:wp="http://schemas.openxmlformats.org/drawingml/2006/wordprocessingDrawing" xmlns:w10="urn:schemas-microsoft-com:office:word" xmlns:w="http://schemas.openxmlformats.org/wordprocessingml/2006/main" xmlns:w14="http://schemas.microsoft.com/office/word/2010/wordml" xmlns:w15="http://schemas.microsoft.com/office/word/2012/wordml" xmlns:w16cex="http://schemas.microsoft.com/office/word/2018/wordml/cex" xmlns:w16cid="http://schemas.microsoft.com/office/word/2016/wordml/cid" xmlns:w16="http://schemas.microsoft.com/office/word/2018/wordml" xmlns:w16sdtdh="http://schemas.microsoft.com/office/word/2020/wordml/sdtdatahash" xmlns:w16se="http://schemas.microsoft.com/office/word/2015/wordml/symex" xmlns:wpg="http://schemas.microsoft.com/office/word/2010/wordprocessingGroup" xmlns:wpi="http://schemas.microsoft.com/office/word/2010/wordprocessingInk" xmlns:wne="http://schemas.microsoft.com/office/word/2006/wordml" xmlns:wps="http://schemas.microsoft.com/office/word/2010/wordprocessingShape" mc:Ignorable="w14 w15 w16se w16cid w16 w16cex w16sdtdh wp14">
   <w:abstractNum w:abstractNumId="0" w15:restartNumberingAfterBreak="0">
     <w:nsid w:val="01EC60A4"/>
     <w:multiLevelType w:val="multilevel"/>
@@ -18850,124 +18966,124 @@
       </w:rPr>
     </w:lvl>
   </w:abstractNum>
-  <w:num w:numId="1">
+  <w:num w:numId="1" w16cid:durableId="1523202361">
     <w:abstractNumId w:val="28"/>
   </w:num>
-  <w:num w:numId="2">
+  <w:num w:numId="2" w16cid:durableId="1792628358">
     <w:abstractNumId w:val="8"/>
   </w:num>
-  <w:num w:numId="3">
+  <w:num w:numId="3" w16cid:durableId="798651727">
     <w:abstractNumId w:val="12"/>
   </w:num>
-  <w:num w:numId="4">
+  <w:num w:numId="4" w16cid:durableId="2127774239">
     <w:abstractNumId w:val="10"/>
   </w:num>
-  <w:num w:numId="5">
+  <w:num w:numId="5" w16cid:durableId="905646018">
     <w:abstractNumId w:val="18"/>
   </w:num>
-  <w:num w:numId="6">
+  <w:num w:numId="6" w16cid:durableId="2094548586">
     <w:abstractNumId w:val="6"/>
   </w:num>
-  <w:num w:numId="7">
+  <w:num w:numId="7" w16cid:durableId="1168250845">
     <w:abstractNumId w:val="16"/>
   </w:num>
-  <w:num w:numId="8">
+  <w:num w:numId="8" w16cid:durableId="956791086">
     <w:abstractNumId w:val="25"/>
   </w:num>
-  <w:num w:numId="9">
+  <w:num w:numId="9" w16cid:durableId="1673215993">
     <w:abstractNumId w:val="5"/>
   </w:num>
-  <w:num w:numId="10">
+  <w:num w:numId="10" w16cid:durableId="2064910803">
     <w:abstractNumId w:val="35"/>
   </w:num>
-  <w:num w:numId="11">
+  <w:num w:numId="11" w16cid:durableId="1454133718">
     <w:abstractNumId w:val="38"/>
   </w:num>
-  <w:num w:numId="12">
+  <w:num w:numId="12" w16cid:durableId="443422270">
     <w:abstractNumId w:val="11"/>
   </w:num>
-  <w:num w:numId="13">
+  <w:num w:numId="13" w16cid:durableId="1542285195">
     <w:abstractNumId w:val="27"/>
   </w:num>
-  <w:num w:numId="14">
+  <w:num w:numId="14" w16cid:durableId="793599010">
     <w:abstractNumId w:val="1"/>
   </w:num>
-  <w:num w:numId="15">
+  <w:num w:numId="15" w16cid:durableId="1433238704">
     <w:abstractNumId w:val="3"/>
   </w:num>
-  <w:num w:numId="16">
+  <w:num w:numId="16" w16cid:durableId="670065169">
     <w:abstractNumId w:val="31"/>
   </w:num>
-  <w:num w:numId="17">
+  <w:num w:numId="17" w16cid:durableId="421921962">
     <w:abstractNumId w:val="0"/>
   </w:num>
-  <w:num w:numId="18">
+  <w:num w:numId="18" w16cid:durableId="1009914111">
     <w:abstractNumId w:val="17"/>
   </w:num>
-  <w:num w:numId="19">
+  <w:num w:numId="19" w16cid:durableId="462388304">
     <w:abstractNumId w:val="32"/>
   </w:num>
-  <w:num w:numId="20">
+  <w:num w:numId="20" w16cid:durableId="1342701787">
     <w:abstractNumId w:val="13"/>
   </w:num>
-  <w:num w:numId="21">
+  <w:num w:numId="21" w16cid:durableId="1768039103">
     <w:abstractNumId w:val="20"/>
   </w:num>
-  <w:num w:numId="22">
+  <w:num w:numId="22" w16cid:durableId="272254703">
     <w:abstractNumId w:val="36"/>
   </w:num>
-  <w:num w:numId="23">
+  <w:num w:numId="23" w16cid:durableId="1001078605">
     <w:abstractNumId w:val="7"/>
   </w:num>
-  <w:num w:numId="24">
+  <w:num w:numId="24" w16cid:durableId="1169713927">
     <w:abstractNumId w:val="2"/>
   </w:num>
-  <w:num w:numId="25">
+  <w:num w:numId="25" w16cid:durableId="1205288386">
     <w:abstractNumId w:val="21"/>
     <w:lvlOverride w:ilvl="0">
       <w:startOverride w:val="1"/>
     </w:lvlOverride>
   </w:num>
-  <w:num w:numId="26">
+  <w:num w:numId="26" w16cid:durableId="536700716">
     <w:abstractNumId w:val="26"/>
   </w:num>
-  <w:num w:numId="27">
+  <w:num w:numId="27" w16cid:durableId="638924950">
     <w:abstractNumId w:val="14"/>
   </w:num>
-  <w:num w:numId="28">
+  <w:num w:numId="28" w16cid:durableId="513302185">
     <w:abstractNumId w:val="4"/>
   </w:num>
-  <w:num w:numId="29">
+  <w:num w:numId="29" w16cid:durableId="980697310">
     <w:abstractNumId w:val="34"/>
   </w:num>
-  <w:num w:numId="30">
+  <w:num w:numId="30" w16cid:durableId="1412777533">
     <w:abstractNumId w:val="30"/>
   </w:num>
-  <w:num w:numId="31">
+  <w:num w:numId="31" w16cid:durableId="493031389">
     <w:abstractNumId w:val="15"/>
   </w:num>
-  <w:num w:numId="32">
+  <w:num w:numId="32" w16cid:durableId="892614462">
     <w:abstractNumId w:val="9"/>
   </w:num>
-  <w:num w:numId="33">
+  <w:num w:numId="33" w16cid:durableId="2050061335">
     <w:abstractNumId w:val="22"/>
   </w:num>
-  <w:num w:numId="34">
+  <w:num w:numId="34" w16cid:durableId="1705209729">
     <w:abstractNumId w:val="19"/>
   </w:num>
-  <w:num w:numId="35">
+  <w:num w:numId="35" w16cid:durableId="932664056">
     <w:abstractNumId w:val="24"/>
   </w:num>
-  <w:num w:numId="36">
+  <w:num w:numId="36" w16cid:durableId="1406106246">
     <w:abstractNumId w:val="29"/>
   </w:num>
-  <w:num w:numId="37">
+  <w:num w:numId="37" w16cid:durableId="703599554">
     <w:abstractNumId w:val="37"/>
   </w:num>
-  <w:num w:numId="38">
+  <w:num w:numId="38" w16cid:durableId="1016149660">
     <w:abstractNumId w:val="23"/>
   </w:num>
-  <w:num w:numId="39">
+  <w:num w:numId="39" w16cid:durableId="2107769423">
     <w:abstractNumId w:val="33"/>
   </w:num>
 </w:numbering>
